--- a/tech_cards/коридоры_tech_card.docx
+++ b/tech_cards/коридоры_tech_card.docx
@@ -843,7 +843,7 @@
                 <w:sz w:val="14"/>
                 <w:rFonts w:ascii="Arial" w:hAnsi="Arial"/>
               </w:rPr>
-              <w:t xml:space="preserve">потолок</w:t>
+              <w:t xml:space="preserve">вентиляционные диффузоры, вентиляционные трубы (выше 2 м) (внешние поверхности), водопроводные трубы (выше 2 м), кабель-каналы (выше 2 м), потолок, стены (выше 2 м)</w:t>
             </w:r>
           </w:p>
         </w:tc>
@@ -867,7 +867,6 @@
         <w:tc>
           <w:tcPr>
             <w:tcW w:w="506" w:type="dxa"/>
-            <w:vMerge w:val="restart"/>
             <w:tcMar>
               <w:left w:w="0" w:type="dxa"/>
               <w:right w:w="0" w:type="dxa"/>
@@ -1082,7 +1081,6 @@
         <w:tc>
           <w:tcPr>
             <w:tcW w:w="506" w:type="dxa"/>
-            <w:vMerge/>
             <w:tcMar>
               <w:left w:w="0" w:type="dxa"/>
               <w:right w:w="0" w:type="dxa"/>
@@ -1090,12 +1088,23 @@
             <w:textDirection w:val="btLr"/>
             <w:vAlign w:val="center"/>
           </w:tcPr>
-          <w:p/>
+          <w:p>
+            <w:pPr>
+              <w:pStyle w:val="--3"/>
+            </w:pPr>
+            <w:r>
+              <w:rPr>
+                <w:sz w:val="14"/>
+                <w:rFonts w:ascii="Arial" w:hAnsi="Arial"/>
+              </w:rPr>
+              <w:t xml:space="preserve"/>
+            </w:r>
+          </w:p>
         </w:tc>
         <w:tc>
           <w:tcPr>
             <w:tcW w:w="1913" w:type="dxa"/>
-            <w:shd w:val="clear" w:color="auto" w:fill="99FF99"/>
+            <w:shd w:val="clear" w:color="auto" w:fill="99CCFF"/>
           </w:tcPr>
           <w:p>
             <w:pPr>
@@ -1107,7 +1116,24 @@
                 <w:b/>
                 <w:sz w:val="14"/>
               </w:rPr>
-              <w:t>ХИМИТЕК КУХМАСТЕР для дозирующих систем</w:t>
+              <w:t>ХИМИТЕК ЧУДОДЕЙ</w:t>
+            </w:r>
+            <w:r>
+              <w:rPr>
+                <w:rFonts w:ascii="Arial" w:hAnsi="Arial"/>
+                <w:b/>
+                <w:sz w:val="14"/>
+                <w:vertAlign w:val="superscript"/>
+              </w:rPr>
+              <w:t>®</w:t>
+            </w:r>
+            <w:r>
+              <w:rPr>
+                <w:rFonts w:ascii="Arial" w:hAnsi="Arial"/>
+                <w:b/>
+                <w:sz w:val="14"/>
+              </w:rPr>
+              <w:t>-КОМБИ-ПЕНАКТИВ</w:t>
             </w:r>
           </w:p>
         </w:tc>
@@ -1217,7 +1243,7 @@
                 <w:sz w:val="14"/>
                 <w:rFonts w:ascii="Arial" w:hAnsi="Arial"/>
               </w:rPr>
-              <w:t xml:space="preserve">1 раз в 6 месяцев</w:t>
+              <w:t xml:space="preserve">1 раз в 12 месяцев</w:t>
             </w:r>
           </w:p>
         </w:tc>
@@ -1489,7 +1515,6 @@
         <w:tc>
           <w:tcPr>
             <w:tcW w:w="506" w:type="dxa"/>
-            <w:vMerge w:val="restart"/>
             <w:tcMar>
               <w:left w:w="0" w:type="dxa"/>
               <w:right w:w="0" w:type="dxa"/>
@@ -1513,7 +1538,7 @@
         <w:tc>
           <w:tcPr>
             <w:tcW w:w="1913" w:type="dxa"/>
-            <w:shd w:val="clear" w:color="auto" w:fill="99FF99"/>
+            <w:shd w:val="clear" w:color="auto" w:fill="99CCFF"/>
           </w:tcPr>
           <w:p>
             <w:pPr>
@@ -1525,7 +1550,24 @@
                 <w:b/>
                 <w:sz w:val="14"/>
               </w:rPr>
-              <w:t>ХИМИТЕК КУХМАСТЕР для дозирующих систем</w:t>
+              <w:t>ХИМИТЕК ЧУДОДЕЙ</w:t>
+            </w:r>
+            <w:r>
+              <w:rPr>
+                <w:rFonts w:ascii="Arial" w:hAnsi="Arial"/>
+                <w:b/>
+                <w:sz w:val="14"/>
+                <w:vertAlign w:val="superscript"/>
+              </w:rPr>
+              <w:t>®</w:t>
+            </w:r>
+            <w:r>
+              <w:rPr>
+                <w:rFonts w:ascii="Arial" w:hAnsi="Arial"/>
+                <w:b/>
+                <w:sz w:val="14"/>
+              </w:rPr>
+              <w:t>-КОМБИ-ПЕНАКТИВ</w:t>
             </w:r>
           </w:p>
         </w:tc>
@@ -1625,7 +1667,6 @@
         <w:tc>
           <w:tcPr>
             <w:tcW w:w="958" w:type="dxa"/>
-            <w:vMerge w:val="restart"/>
           </w:tcPr>
           <w:p>
             <w:pPr>
@@ -1636,7 +1677,7 @@
                 <w:sz w:val="14"/>
                 <w:rFonts w:ascii="Arial" w:hAnsi="Arial"/>
               </w:rPr>
-              <w:t xml:space="preserve">1 раз в 6 месяцев</w:t>
+              <w:t xml:space="preserve">1 раз в 12 месяцев</w:t>
             </w:r>
           </w:p>
         </w:tc>
@@ -1659,6 +1700,46 @@
         <w:tc>
           <w:tcPr>
             <w:tcW w:w="1688" w:type="dxa"/>
+            <w:vMerge w:val="restart"/>
+          </w:tcPr>
+          <w:p>
+            <w:pPr>
+              <w:pStyle w:val="--2"/>
+            </w:pPr>
+            <w:r>
+              <w:rPr>
+                <w:sz w:val="14"/>
+                <w:rFonts w:ascii="Arial" w:hAnsi="Arial"/>
+              </w:rPr>
+              <w:t xml:space="preserve">flow pack</w:t>
+            </w:r>
+          </w:p>
+        </w:tc>
+        <w:tc>
+          <w:tcPr>
+            <w:tcW w:w="14188" w:type="dxa"/>
+            <w:gridSpan w:val="11"/>
+            <w:shd w:val="clear" w:color="auto" w:fill="D2D2D2"/>
+          </w:tcPr>
+          <w:p>
+            <w:pPr>
+              <w:pStyle w:val="--2"/>
+            </w:pPr>
+            <w:r>
+              <w:rPr>
+                <w:sz w:val="14"/>
+                <w:rFonts w:ascii="Arial" w:hAnsi="Arial"/>
+                <w:b/>
+              </w:rPr>
+              <w:t xml:space="preserve">Внешние поверхности</w:t>
+            </w:r>
+          </w:p>
+        </w:tc>
+      </w:tr>
+      <w:tr>
+        <w:tc>
+          <w:tcPr>
+            <w:tcW w:w="1688" w:type="dxa"/>
             <w:vMerge/>
           </w:tcPr>
           <w:p/>
@@ -1676,14 +1757,13 @@
                 <w:sz w:val="14"/>
                 <w:rFonts w:ascii="Arial" w:hAnsi="Arial"/>
               </w:rPr>
-              <w:t xml:space="preserve">дезинфекция</w:t>
+              <w:t xml:space="preserve">мойка</w:t>
             </w:r>
           </w:p>
         </w:tc>
         <w:tc>
           <w:tcPr>
             <w:tcW w:w="506" w:type="dxa"/>
-            <w:vMerge/>
             <w:tcMar>
               <w:left w:w="0" w:type="dxa"/>
               <w:right w:w="0" w:type="dxa"/>
@@ -1691,12 +1771,275 @@
             <w:textDirection w:val="btLr"/>
             <w:vAlign w:val="center"/>
           </w:tcPr>
+          <w:p>
+            <w:pPr>
+              <w:pStyle w:val="--3"/>
+            </w:pPr>
+            <w:r>
+              <w:rPr>
+                <w:sz w:val="14"/>
+                <w:rFonts w:ascii="Arial" w:hAnsi="Arial"/>
+              </w:rPr>
+              <w:t xml:space="preserve"/>
+            </w:r>
+          </w:p>
+        </w:tc>
+        <w:tc>
+          <w:tcPr>
+            <w:tcW w:w="1913" w:type="dxa"/>
+            <w:shd w:val="clear" w:color="auto" w:fill="99FF99"/>
+          </w:tcPr>
+          <w:p>
+            <w:pPr>
+              <w:pStyle w:val="-0"/>
+            </w:pPr>
+            <w:r>
+              <w:rPr>
+                <w:rFonts w:ascii="Arial" w:hAnsi="Arial"/>
+                <w:b/>
+                <w:sz w:val="14"/>
+              </w:rPr>
+              <w:t>ХИМИТЕК КУХМАСТЕР</w:t>
+            </w:r>
+          </w:p>
+        </w:tc>
+        <w:tc>
+          <w:tcPr>
+            <w:tcW w:w="1520" w:type="dxa"/>
+          </w:tcPr>
+          <w:p>
+            <w:pPr>
+              <w:pStyle w:val="--2"/>
+            </w:pPr>
+            <w:r>
+              <w:rPr>
+                <w:sz w:val="14"/>
+                <w:rFonts w:ascii="Arial" w:hAnsi="Arial"/>
+              </w:rPr>
+              <w:t xml:space="preserve">запенивание</w:t>
+            </w:r>
+          </w:p>
+        </w:tc>
+        <w:tc>
+          <w:tcPr>
+            <w:tcW w:w="2025" w:type="dxa"/>
+          </w:tcPr>
+          <w:p>
+            <w:pPr>
+              <w:pStyle w:val="--3"/>
+            </w:pPr>
+            <w:r>
+              <w:rPr>
+                <w:rFonts w:ascii="Arial" w:hAnsi="Arial"/>
+                <w:sz w:val="14"/>
+              </w:rPr>
+              <w:t>1,0 % - 2,0 %</w:t>
+            </w:r>
+            <w:r>
+              <w:br/>
+            </w:r>
+            <w:r>
+              <w:rPr>
+                <w:rFonts w:ascii="Arial" w:hAnsi="Arial"/>
+                <w:sz w:val="14"/>
+              </w:rPr>
+              <w:t>пенная станция DEMA</w:t>
+            </w:r>
+          </w:p>
+        </w:tc>
+        <w:tc>
+          <w:tcPr>
+            <w:tcW w:w="1183" w:type="dxa"/>
+          </w:tcPr>
+          <w:p>
+            <w:pPr>
+              <w:pStyle w:val="--3"/>
+            </w:pPr>
+            <w:r>
+              <w:rPr>
+                <w:sz w:val="14"/>
+                <w:rFonts w:ascii="Arial" w:hAnsi="Arial"/>
+              </w:rPr>
+              <w:t xml:space="preserve">не ниже 40°С</w:t>
+            </w:r>
+          </w:p>
+        </w:tc>
+        <w:tc>
+          <w:tcPr>
+            <w:tcW w:w="1126" w:type="dxa"/>
+          </w:tcPr>
+          <w:p>
+            <w:pPr>
+              <w:pStyle w:val="--3"/>
+            </w:pPr>
+            <w:r>
+              <w:rPr>
+                <w:sz w:val="14"/>
+                <w:rFonts w:ascii="Arial" w:hAnsi="Arial"/>
+              </w:rPr>
+              <w:t xml:space="preserve">___________</w:t>
+            </w:r>
+          </w:p>
+        </w:tc>
+        <w:tc>
+          <w:tcPr>
+            <w:tcW w:w="510" w:type="dxa"/>
+            <w:noWrap/>
+            <w:tcMar>
+              <w:left w:w="0" w:type="dxa"/>
+              <w:right w:w="0" w:type="dxa"/>
+            </w:tcMar>
+            <w:textDirection w:val="btLr"/>
+            <w:tcFitText/>
+            <w:vAlign w:val="center"/>
+          </w:tcPr>
+          <w:p>
+            <w:pPr>
+              <w:pStyle w:val="--3"/>
+            </w:pPr>
+            <w:r>
+              <w:rPr>
+                <w:sz w:val="14"/>
+                <w:rFonts w:ascii="Arial" w:hAnsi="Arial"/>
+                <w:b/>
+              </w:rPr>
+              <w:t xml:space="preserve">промаркированный</w:t>
+            </w:r>
+          </w:p>
+        </w:tc>
+        <w:tc>
+          <w:tcPr>
+            <w:tcW w:w="958" w:type="dxa"/>
+          </w:tcPr>
+          <w:p>
+            <w:pPr>
+              <w:pStyle w:val="--3"/>
+            </w:pPr>
+            <w:r>
+              <w:rPr>
+                <w:sz w:val="14"/>
+                <w:rFonts w:ascii="Arial" w:hAnsi="Arial"/>
+              </w:rPr>
+              <w:t xml:space="preserve">1 раз в смену</w:t>
+            </w:r>
+          </w:p>
+        </w:tc>
+        <w:tc>
+          <w:tcPr>
+            <w:tcW w:w="1351" w:type="dxa"/>
+          </w:tcPr>
+          <w:p>
+            <w:pPr>
+              <w:pStyle w:val="--2"/>
+            </w:pPr>
+            <w:r>
+              <w:rPr>
+                <w:sz w:val="14"/>
+                <w:rFonts w:ascii="Arial" w:hAnsi="Arial"/>
+              </w:rPr>
+              <w:t xml:space="preserve">мойщица-уборщица</w:t>
+            </w:r>
+          </w:p>
+        </w:tc>
+        <w:tc>
+          <w:tcPr>
+            <w:tcW w:w="1688" w:type="dxa"/>
+          </w:tcPr>
+          <w:p>
+            <w:pPr>
+              <w:pStyle w:val="--2"/>
+            </w:pPr>
+            <w:r>
+              <w:rPr>
+                <w:sz w:val="14"/>
+                <w:rFonts w:ascii="Arial" w:hAnsi="Arial"/>
+              </w:rPr>
+              <w:t xml:space="preserve">визуальный</w:t>
+            </w:r>
+          </w:p>
+        </w:tc>
+      </w:tr>
+      <w:tr>
+        <w:tc>
+          <w:tcPr>
+            <w:tcW w:w="1688" w:type="dxa"/>
+            <w:vMerge/>
+          </w:tcPr>
           <w:p/>
         </w:tc>
         <w:tc>
           <w:tcPr>
+            <w:tcW w:w="14188" w:type="dxa"/>
+            <w:gridSpan w:val="11"/>
+            <w:shd w:val="clear" w:color="auto" w:fill="D2D2D2"/>
+          </w:tcPr>
+          <w:p>
+            <w:pPr>
+              <w:pStyle w:val="--2"/>
+            </w:pPr>
+            <w:r>
+              <w:rPr>
+                <w:sz w:val="14"/>
+                <w:rFonts w:ascii="Arial" w:hAnsi="Arial"/>
+                <w:b/>
+              </w:rPr>
+              <w:t xml:space="preserve">Внутренние поверхности</w:t>
+            </w:r>
+          </w:p>
+        </w:tc>
+      </w:tr>
+      <w:tr>
+        <w:tc>
+          <w:tcPr>
+            <w:tcW w:w="1688" w:type="dxa"/>
+            <w:vMerge/>
+          </w:tcPr>
+          <w:p/>
+        </w:tc>
+        <w:tc>
+          <w:tcPr>
+            <w:tcW w:w="1408" w:type="dxa"/>
+          </w:tcPr>
+          <w:p>
+            <w:pPr>
+              <w:pStyle w:val="--2"/>
+            </w:pPr>
+            <w:r>
+              <w:rPr>
+                <w:sz w:val="14"/>
+                <w:rFonts w:ascii="Arial" w:hAnsi="Arial"/>
+              </w:rPr>
+              <w:t xml:space="preserve">мойка</w:t>
+            </w:r>
+          </w:p>
+        </w:tc>
+        <w:tc>
+          <w:tcPr>
+            <w:tcW w:w="506" w:type="dxa"/>
+            <w:tcMar>
+              <w:left w:w="0" w:type="dxa"/>
+              <w:right w:w="0" w:type="dxa"/>
+            </w:tcMar>
+            <w:textDirection w:val="btLr"/>
+            <w:vAlign w:val="center"/>
+          </w:tcPr>
+          <w:p>
+            <w:pPr>
+              <w:pStyle w:val="--3"/>
+            </w:pPr>
+            <w:r>
+              <w:rPr>
+                <w:sz w:val="14"/>
+                <w:rFonts w:ascii="Arial" w:hAnsi="Arial"/>
+              </w:rPr>
+              <w:t xml:space="preserve"/>
+            </w:r>
+          </w:p>
+        </w:tc>
+        <w:tc>
+          <w:tcPr>
             <w:tcW w:w="1913" w:type="dxa"/>
-            <w:shd w:val="clear" w:color="auto" w:fill="FFFFCC"/>
+            <w:shd w:val="clear" w:color="auto" w:fill="99FF99"/>
           </w:tcPr>
           <w:p>
             <w:pPr>
@@ -1708,12 +2051,460 @@
                 <w:b/>
                 <w:sz w:val="14"/>
               </w:rPr>
-              <w:t>ХИМИТЕК ПОЛИДЕЗ</w:t>
-            </w:r>
-            <w:r>
-              <w:rPr>
+              <w:t>ХИМИТЕК КУХМАСТЕР</w:t>
+            </w:r>
+          </w:p>
+        </w:tc>
+        <w:tc>
+          <w:tcPr>
+            <w:tcW w:w="1520" w:type="dxa"/>
+          </w:tcPr>
+          <w:p>
+            <w:pPr>
+              <w:pStyle w:val="--2"/>
+            </w:pPr>
+            <w:r>
+              <w:rPr>
+                <w:sz w:val="14"/>
+                <w:rFonts w:ascii="Arial" w:hAnsi="Arial"/>
+              </w:rPr>
+              <w:t xml:space="preserve">запенивание</w:t>
+            </w:r>
+          </w:p>
+        </w:tc>
+        <w:tc>
+          <w:tcPr>
+            <w:tcW w:w="2025" w:type="dxa"/>
+          </w:tcPr>
+          <w:p>
+            <w:pPr>
+              <w:pStyle w:val="--3"/>
+            </w:pPr>
+            <w:r>
+              <w:rPr>
+                <w:rFonts w:ascii="Arial" w:hAnsi="Arial"/>
+                <w:sz w:val="14"/>
+              </w:rPr>
+              <w:t>1,0 % - 2,0 %</w:t>
+            </w:r>
+            <w:r>
+              <w:br/>
+            </w:r>
+            <w:r>
+              <w:rPr>
+                <w:rFonts w:ascii="Arial" w:hAnsi="Arial"/>
+                <w:sz w:val="14"/>
+              </w:rPr>
+              <w:t>пенная станция DEMA</w:t>
+            </w:r>
+          </w:p>
+        </w:tc>
+        <w:tc>
+          <w:tcPr>
+            <w:tcW w:w="1183" w:type="dxa"/>
+          </w:tcPr>
+          <w:p>
+            <w:pPr>
+              <w:pStyle w:val="--3"/>
+            </w:pPr>
+            <w:r>
+              <w:rPr>
+                <w:sz w:val="14"/>
+                <w:rFonts w:ascii="Arial" w:hAnsi="Arial"/>
+              </w:rPr>
+              <w:t xml:space="preserve">не ниже 40°С</w:t>
+            </w:r>
+          </w:p>
+        </w:tc>
+        <w:tc>
+          <w:tcPr>
+            <w:tcW w:w="1126" w:type="dxa"/>
+          </w:tcPr>
+          <w:p>
+            <w:pPr>
+              <w:pStyle w:val="--3"/>
+            </w:pPr>
+            <w:r>
+              <w:rPr>
+                <w:sz w:val="14"/>
+                <w:rFonts w:ascii="Arial" w:hAnsi="Arial"/>
+              </w:rPr>
+              <w:t xml:space="preserve">___________</w:t>
+            </w:r>
+          </w:p>
+        </w:tc>
+        <w:tc>
+          <w:tcPr>
+            <w:tcW w:w="510" w:type="dxa"/>
+            <w:noWrap/>
+            <w:tcMar>
+              <w:left w:w="0" w:type="dxa"/>
+              <w:right w:w="0" w:type="dxa"/>
+            </w:tcMar>
+            <w:textDirection w:val="btLr"/>
+            <w:tcFitText/>
+            <w:vAlign w:val="center"/>
+          </w:tcPr>
+          <w:p>
+            <w:pPr>
+              <w:pStyle w:val="--3"/>
+            </w:pPr>
+            <w:r>
+              <w:rPr>
+                <w:sz w:val="14"/>
                 <w:rFonts w:ascii="Arial" w:hAnsi="Arial"/>
                 <w:b/>
+              </w:rPr>
+              <w:t xml:space="preserve">промаркированный</w:t>
+            </w:r>
+          </w:p>
+        </w:tc>
+        <w:tc>
+          <w:tcPr>
+            <w:tcW w:w="958" w:type="dxa"/>
+          </w:tcPr>
+          <w:p>
+            <w:pPr>
+              <w:pStyle w:val="--3"/>
+            </w:pPr>
+            <w:r>
+              <w:rPr>
+                <w:sz w:val="14"/>
+                <w:rFonts w:ascii="Arial" w:hAnsi="Arial"/>
+              </w:rPr>
+              <w:t xml:space="preserve">1 раз в смену</w:t>
+            </w:r>
+          </w:p>
+        </w:tc>
+        <w:tc>
+          <w:tcPr>
+            <w:tcW w:w="1351" w:type="dxa"/>
+          </w:tcPr>
+          <w:p>
+            <w:pPr>
+              <w:pStyle w:val="--2"/>
+            </w:pPr>
+            <w:r>
+              <w:rPr>
+                <w:sz w:val="14"/>
+                <w:rFonts w:ascii="Arial" w:hAnsi="Arial"/>
+              </w:rPr>
+              <w:t xml:space="preserve">мойщица-уборщица</w:t>
+            </w:r>
+          </w:p>
+        </w:tc>
+        <w:tc>
+          <w:tcPr>
+            <w:tcW w:w="1688" w:type="dxa"/>
+          </w:tcPr>
+          <w:p>
+            <w:pPr>
+              <w:pStyle w:val="--2"/>
+            </w:pPr>
+            <w:r>
+              <w:rPr>
+                <w:sz w:val="14"/>
+                <w:rFonts w:ascii="Arial" w:hAnsi="Arial"/>
+              </w:rPr>
+              <w:t xml:space="preserve">визуальный</w:t>
+            </w:r>
+          </w:p>
+        </w:tc>
+      </w:tr>
+      <w:tr>
+        <w:tc>
+          <w:tcPr>
+            <w:tcW w:w="1688" w:type="dxa"/>
+            <w:vMerge w:val="restart"/>
+          </w:tcPr>
+          <w:p>
+            <w:pPr>
+              <w:pStyle w:val="--2"/>
+            </w:pPr>
+            <w:r>
+              <w:rPr>
+                <w:sz w:val="14"/>
+                <w:rFonts w:ascii="Arial" w:hAnsi="Arial"/>
+              </w:rPr>
+              <w:t xml:space="preserve">водопроводные трубы (до 2 м), двери, кабель-каналы (до 2 м), розетки, стены (до 2 м)</w:t>
+            </w:r>
+          </w:p>
+        </w:tc>
+        <w:tc>
+          <w:tcPr>
+            <w:tcW w:w="1408" w:type="dxa"/>
+          </w:tcPr>
+          <w:p>
+            <w:pPr>
+              <w:pStyle w:val="--2"/>
+            </w:pPr>
+            <w:r>
+              <w:rPr>
+                <w:sz w:val="14"/>
+                <w:rFonts w:ascii="Arial" w:hAnsi="Arial"/>
+              </w:rPr>
+              <w:t xml:space="preserve">очистка (обеспыливание поверхностей)</w:t>
+            </w:r>
+          </w:p>
+        </w:tc>
+        <w:tc>
+          <w:tcPr>
+            <w:tcW w:w="506" w:type="dxa"/>
+            <w:tcMar>
+              <w:left w:w="0" w:type="dxa"/>
+              <w:right w:w="0" w:type="dxa"/>
+            </w:tcMar>
+            <w:textDirection w:val="btLr"/>
+            <w:vAlign w:val="center"/>
+          </w:tcPr>
+          <w:p>
+            <w:pPr>
+              <w:pStyle w:val="--3"/>
+            </w:pPr>
+            <w:r>
+              <w:rPr>
+                <w:sz w:val="14"/>
+                <w:rFonts w:ascii="Arial" w:hAnsi="Arial"/>
+              </w:rPr>
+              <w:t xml:space="preserve"/>
+            </w:r>
+          </w:p>
+        </w:tc>
+        <w:tc>
+          <w:tcPr>
+            <w:tcW w:w="1913" w:type="dxa"/>
+          </w:tcPr>
+          <w:p>
+            <w:pPr>
+              <w:pStyle w:val="-0"/>
+            </w:pPr>
+            <w:r>
+              <w:rPr>
+                <w:rFonts w:ascii="Arial" w:hAnsi="Arial"/>
+                <w:sz w:val="14"/>
+              </w:rPr>
+              <w:t>_____________________</w:t>
+            </w:r>
+          </w:p>
+        </w:tc>
+        <w:tc>
+          <w:tcPr>
+            <w:tcW w:w="1520" w:type="dxa"/>
+          </w:tcPr>
+          <w:p>
+            <w:pPr>
+              <w:pStyle w:val="--2"/>
+            </w:pPr>
+            <w:r>
+              <w:rPr>
+                <w:sz w:val="14"/>
+                <w:rFonts w:ascii="Arial" w:hAnsi="Arial"/>
+              </w:rPr>
+              <w:t xml:space="preserve">ручной (протирание)</w:t>
+            </w:r>
+          </w:p>
+        </w:tc>
+        <w:tc>
+          <w:tcPr>
+            <w:tcW w:w="2025" w:type="dxa"/>
+          </w:tcPr>
+          <w:p>
+            <w:pPr>
+              <w:pStyle w:val="--3"/>
+            </w:pPr>
+            <w:r>
+              <w:rPr>
+                <w:rFonts w:ascii="Arial" w:hAnsi="Arial"/>
+                <w:sz w:val="14"/>
+              </w:rPr>
+              <w:t>___________________</w:t>
+            </w:r>
+          </w:p>
+        </w:tc>
+        <w:tc>
+          <w:tcPr>
+            <w:tcW w:w="1183" w:type="dxa"/>
+          </w:tcPr>
+          <w:p>
+            <w:pPr>
+              <w:pStyle w:val="--3"/>
+            </w:pPr>
+            <w:r>
+              <w:rPr>
+                <w:sz w:val="14"/>
+                <w:rFonts w:ascii="Arial" w:hAnsi="Arial"/>
+              </w:rPr>
+              <w:t xml:space="preserve">___________</w:t>
+            </w:r>
+          </w:p>
+        </w:tc>
+        <w:tc>
+          <w:tcPr>
+            <w:tcW w:w="1126" w:type="dxa"/>
+          </w:tcPr>
+          <w:p>
+            <w:pPr>
+              <w:pStyle w:val="--3"/>
+            </w:pPr>
+            <w:r>
+              <w:rPr>
+                <w:sz w:val="14"/>
+                <w:rFonts w:ascii="Arial" w:hAnsi="Arial"/>
+              </w:rPr>
+              <w:t xml:space="preserve">___________</w:t>
+            </w:r>
+          </w:p>
+        </w:tc>
+        <w:tc>
+          <w:tcPr>
+            <w:tcW w:w="510" w:type="dxa"/>
+            <w:vMerge w:val="restart"/>
+            <w:noWrap/>
+            <w:tcMar>
+              <w:left w:w="0" w:type="dxa"/>
+              <w:right w:w="0" w:type="dxa"/>
+            </w:tcMar>
+            <w:textDirection w:val="btLr"/>
+            <w:tcFitText/>
+            <w:vAlign w:val="center"/>
+          </w:tcPr>
+          <w:p>
+            <w:pPr>
+              <w:pStyle w:val="--3"/>
+            </w:pPr>
+            <w:r>
+              <w:rPr>
+                <w:sz w:val="14"/>
+                <w:rFonts w:ascii="Arial" w:hAnsi="Arial"/>
+                <w:b/>
+              </w:rPr>
+              <w:t xml:space="preserve">промаркированный</w:t>
+            </w:r>
+          </w:p>
+        </w:tc>
+        <w:tc>
+          <w:tcPr>
+            <w:tcW w:w="958" w:type="dxa"/>
+          </w:tcPr>
+          <w:p>
+            <w:pPr>
+              <w:pStyle w:val="--3"/>
+            </w:pPr>
+            <w:r>
+              <w:rPr>
+                <w:sz w:val="14"/>
+                <w:rFonts w:ascii="Arial" w:hAnsi="Arial"/>
+              </w:rPr>
+              <w:t xml:space="preserve">1 раз в 3 месяца</w:t>
+            </w:r>
+          </w:p>
+        </w:tc>
+        <w:tc>
+          <w:tcPr>
+            <w:tcW w:w="1351" w:type="dxa"/>
+            <w:vMerge w:val="restart"/>
+          </w:tcPr>
+          <w:p>
+            <w:pPr>
+              <w:pStyle w:val="--2"/>
+            </w:pPr>
+            <w:r>
+              <w:rPr>
+                <w:sz w:val="14"/>
+                <w:rFonts w:ascii="Arial" w:hAnsi="Arial"/>
+              </w:rPr>
+              <w:t xml:space="preserve">мойщица-уборщица</w:t>
+            </w:r>
+          </w:p>
+        </w:tc>
+        <w:tc>
+          <w:tcPr>
+            <w:tcW w:w="1688" w:type="dxa"/>
+            <w:vMerge w:val="restart"/>
+          </w:tcPr>
+          <w:p>
+            <w:pPr>
+              <w:pStyle w:val="--2"/>
+            </w:pPr>
+            <w:r>
+              <w:rPr>
+                <w:sz w:val="14"/>
+                <w:rFonts w:ascii="Arial" w:hAnsi="Arial"/>
+              </w:rPr>
+              <w:t xml:space="preserve">визуальный контроль/ старшая мойщица-уборщица</w:t>
+            </w:r>
+          </w:p>
+        </w:tc>
+      </w:tr>
+      <w:tr>
+        <w:tc>
+          <w:tcPr>
+            <w:tcW w:w="1688" w:type="dxa"/>
+            <w:vMerge/>
+          </w:tcPr>
+          <w:p/>
+        </w:tc>
+        <w:tc>
+          <w:tcPr>
+            <w:tcW w:w="1408" w:type="dxa"/>
+          </w:tcPr>
+          <w:p>
+            <w:pPr>
+              <w:pStyle w:val="--2"/>
+            </w:pPr>
+            <w:r>
+              <w:rPr>
+                <w:sz w:val="14"/>
+                <w:rFonts w:ascii="Arial" w:hAnsi="Arial"/>
+              </w:rPr>
+              <w:t xml:space="preserve">мойка</w:t>
+            </w:r>
+          </w:p>
+        </w:tc>
+        <w:tc>
+          <w:tcPr>
+            <w:tcW w:w="506" w:type="dxa"/>
+            <w:tcMar>
+              <w:left w:w="0" w:type="dxa"/>
+              <w:right w:w="0" w:type="dxa"/>
+            </w:tcMar>
+            <w:textDirection w:val="btLr"/>
+            <w:vAlign w:val="center"/>
+          </w:tcPr>
+          <w:p>
+            <w:pPr>
+              <w:pStyle w:val="--3"/>
+            </w:pPr>
+            <w:r>
+              <w:rPr>
+                <w:sz w:val="14"/>
+                <w:rFonts w:ascii="Arial" w:hAnsi="Arial"/>
+              </w:rPr>
+              <w:t xml:space="preserve"/>
+            </w:r>
+          </w:p>
+        </w:tc>
+        <w:tc>
+          <w:tcPr>
+            <w:tcW w:w="1913" w:type="dxa"/>
+            <w:shd w:val="clear" w:color="auto" w:fill="99CCFF"/>
+          </w:tcPr>
+          <w:p>
+            <w:pPr>
+              <w:pStyle w:val="-0"/>
+            </w:pPr>
+            <w:r>
+              <w:rPr>
+                <w:rFonts w:ascii="Arial" w:hAnsi="Arial"/>
+                <w:b/>
+                <w:sz w:val="14"/>
+              </w:rPr>
+              <w:t>ХИМИТЕК ЧУДОДЕЙ</w:t>
+            </w:r>
+            <w:r>
+              <w:rPr>
+                <w:rFonts w:ascii="Arial" w:hAnsi="Arial"/>
+                <w:b/>
                 <w:sz w:val="14"/>
                 <w:vertAlign w:val="superscript"/>
               </w:rPr>
@@ -1725,7 +2516,7 @@
                 <w:b/>
                 <w:sz w:val="14"/>
               </w:rPr>
-              <w:t>-СУПЕР</w:t>
+              <w:t>-КОМБИ-ПЕНАКТИВ</w:t>
             </w:r>
           </w:p>
         </w:tc>
@@ -1742,7 +2533,7 @@
                 <w:sz w:val="14"/>
                 <w:rFonts w:ascii="Arial" w:hAnsi="Arial"/>
               </w:rPr>
-              <w:t xml:space="preserve">протирание</w:t>
+              <w:t xml:space="preserve">ручной (протирание, обработка щёткой)</w:t>
             </w:r>
           </w:p>
         </w:tc>
@@ -1759,7 +2550,7 @@
                 <w:rFonts w:ascii="Arial" w:hAnsi="Arial"/>
                 <w:sz w:val="14"/>
               </w:rPr>
-              <w:t>0,03 % - 0,05 % (по НУК)</w:t>
+              <w:t>3,0 % - 4,0 %</w:t>
             </w:r>
             <w:r>
               <w:br/>
@@ -1786,7 +2577,7 @@
                 <w:sz w:val="14"/>
                 <w:rFonts w:ascii="Arial" w:hAnsi="Arial"/>
               </w:rPr>
-              <w:t xml:space="preserve">не выше 20°C</w:t>
+              <w:t xml:space="preserve">не ниже 40°C</w:t>
             </w:r>
           </w:p>
         </w:tc>
@@ -1803,7 +2594,7 @@
                 <w:sz w:val="14"/>
                 <w:rFonts w:ascii="Arial" w:hAnsi="Arial"/>
               </w:rPr>
-              <w:t xml:space="preserve">20 минут</w:t>
+              <w:t xml:space="preserve">___________</w:t>
             </w:r>
           </w:p>
         </w:tc>
@@ -1825,9 +2616,19 @@
         <w:tc>
           <w:tcPr>
             <w:tcW w:w="958" w:type="dxa"/>
-            <w:vMerge/>
-          </w:tcPr>
-          <w:p/>
+          </w:tcPr>
+          <w:p>
+            <w:pPr>
+              <w:pStyle w:val="--3"/>
+            </w:pPr>
+            <w:r>
+              <w:rPr>
+                <w:sz w:val="14"/>
+                <w:rFonts w:ascii="Arial" w:hAnsi="Arial"/>
+              </w:rPr>
+              <w:t xml:space="preserve">1 раз в 6 месяцев</w:t>
+            </w:r>
+          </w:p>
         </w:tc>
         <w:tc>
           <w:tcPr>
@@ -1859,7 +2660,7 @@
                 <w:sz w:val="14"/>
                 <w:rFonts w:ascii="Arial" w:hAnsi="Arial"/>
               </w:rPr>
-              <w:t xml:space="preserve">вентиляционные трубы (выше 2 м) (внешние поверхности), водопроводные трубы (выше 2 м), кабель-каналы (выше 2 м), стены (выше 2 м)</w:t>
+              <w:t xml:space="preserve">выключатели, дверные ручки</w:t>
             </w:r>
           </w:p>
         </w:tc>
@@ -1876,13 +2677,14 @@
                 <w:sz w:val="14"/>
                 <w:rFonts w:ascii="Arial" w:hAnsi="Arial"/>
               </w:rPr>
-              <w:t xml:space="preserve">очистка (обеспыливание поверхностей)</w:t>
+              <w:t xml:space="preserve">мойка</w:t>
             </w:r>
           </w:p>
         </w:tc>
         <w:tc>
           <w:tcPr>
             <w:tcW w:w="506" w:type="dxa"/>
+            <w:vMerge w:val="restart"/>
             <w:tcMar>
               <w:left w:w="0" w:type="dxa"/>
               <w:right w:w="0" w:type="dxa"/>
@@ -1906,6 +2708,7 @@
         <w:tc>
           <w:tcPr>
             <w:tcW w:w="1913" w:type="dxa"/>
+            <w:shd w:val="clear" w:color="auto" w:fill="99CCFF"/>
           </w:tcPr>
           <w:p>
             <w:pPr>
@@ -1914,9 +2717,27 @@
             <w:r>
               <w:rPr>
                 <w:rFonts w:ascii="Arial" w:hAnsi="Arial"/>
-                <w:sz w:val="14"/>
-              </w:rPr>
-              <w:t>_____________________</w:t>
+                <w:b/>
+                <w:sz w:val="14"/>
+              </w:rPr>
+              <w:t>ХИМИТЕК ЧУДОДЕЙ</w:t>
+            </w:r>
+            <w:r>
+              <w:rPr>
+                <w:rFonts w:ascii="Arial" w:hAnsi="Arial"/>
+                <w:b/>
+                <w:sz w:val="14"/>
+                <w:vertAlign w:val="superscript"/>
+              </w:rPr>
+              <w:t>®</w:t>
+            </w:r>
+            <w:r>
+              <w:rPr>
+                <w:rFonts w:ascii="Arial" w:hAnsi="Arial"/>
+                <w:b/>
+                <w:sz w:val="14"/>
+              </w:rPr>
+              <w:t>-КОМБИ-ПЕНАКТИВ</w:t>
             </w:r>
           </w:p>
         </w:tc>
@@ -1950,7 +2771,17 @@
                 <w:rFonts w:ascii="Arial" w:hAnsi="Arial"/>
                 <w:sz w:val="14"/>
               </w:rPr>
-              <w:t>___________________</w:t>
+              <w:t>3,0 % - 4,0 %</w:t>
+            </w:r>
+            <w:r>
+              <w:br/>
+            </w:r>
+            <w:r>
+              <w:rPr>
+                <w:rFonts w:ascii="Arial" w:hAnsi="Arial"/>
+                <w:sz w:val="14"/>
+              </w:rPr>
+              <w:t>дозирующая система ProMax</w:t>
             </w:r>
           </w:p>
         </w:tc>
@@ -1967,7 +2798,7 @@
                 <w:sz w:val="14"/>
                 <w:rFonts w:ascii="Arial" w:hAnsi="Arial"/>
               </w:rPr>
-              <w:t xml:space="preserve">___________</w:t>
+              <w:t xml:space="preserve">не ниже 40°C</w:t>
             </w:r>
           </w:p>
         </w:tc>
@@ -2018,6 +2849,7 @@
         <w:tc>
           <w:tcPr>
             <w:tcW w:w="958" w:type="dxa"/>
+            <w:vMerge w:val="restart"/>
           </w:tcPr>
           <w:p>
             <w:pPr>
@@ -2028,7 +2860,7 @@
                 <w:sz w:val="14"/>
                 <w:rFonts w:ascii="Arial" w:hAnsi="Arial"/>
               </w:rPr>
-              <w:t xml:space="preserve">1 раз в 3 месяца</w:t>
+              <w:t xml:space="preserve">1 раз в смену, по мере загрязнения</w:t>
             </w:r>
           </w:p>
         </w:tc>
@@ -2046,7 +2878,7 @@
                 <w:sz w:val="14"/>
                 <w:rFonts w:ascii="Arial" w:hAnsi="Arial"/>
               </w:rPr>
-              <w:t xml:space="preserve">сотрудник внешнего клининга</w:t>
+              <w:t xml:space="preserve">мойщица-уборщица</w:t>
             </w:r>
           </w:p>
         </w:tc>
@@ -2064,7 +2896,7 @@
                 <w:sz w:val="14"/>
                 <w:rFonts w:ascii="Arial" w:hAnsi="Arial"/>
               </w:rPr>
-              <w:t xml:space="preserve">визуальный контроль/ технический директор, менеджер по административной работе</w:t>
+              <w:t xml:space="preserve">визуальный контроль/ старшая мойщица-уборщица</w:t>
             </w:r>
           </w:p>
         </w:tc>
@@ -2090,14 +2922,14 @@
                 <w:sz w:val="14"/>
                 <w:rFonts w:ascii="Arial" w:hAnsi="Arial"/>
               </w:rPr>
-              <w:t xml:space="preserve">мойка</w:t>
+              <w:t xml:space="preserve">дезинфекция</w:t>
             </w:r>
           </w:p>
         </w:tc>
         <w:tc>
           <w:tcPr>
             <w:tcW w:w="506" w:type="dxa"/>
-            <w:vMerge w:val="restart"/>
+            <w:vMerge/>
             <w:tcMar>
               <w:left w:w="0" w:type="dxa"/>
               <w:right w:w="0" w:type="dxa"/>
@@ -2105,58 +2937,91 @@
             <w:textDirection w:val="btLr"/>
             <w:vAlign w:val="center"/>
           </w:tcPr>
+          <w:p/>
+        </w:tc>
+        <w:tc>
+          <w:tcPr>
+            <w:tcW w:w="1913" w:type="dxa"/>
+            <w:shd w:val="clear" w:color="auto" w:fill="FFFFCC"/>
+          </w:tcPr>
+          <w:p>
+            <w:pPr>
+              <w:pStyle w:val="-0"/>
+            </w:pPr>
+            <w:r>
+              <w:rPr>
+                <w:rFonts w:ascii="Arial" w:hAnsi="Arial"/>
+                <w:b/>
+                <w:sz w:val="14"/>
+              </w:rPr>
+              <w:t>ХИМИТЕК ПОЛИДЕЗ</w:t>
+            </w:r>
+            <w:r>
+              <w:rPr>
+                <w:rFonts w:ascii="Arial" w:hAnsi="Arial"/>
+                <w:b/>
+                <w:sz w:val="14"/>
+                <w:vertAlign w:val="superscript"/>
+              </w:rPr>
+              <w:t>®</w:t>
+            </w:r>
+            <w:r>
+              <w:rPr>
+                <w:rFonts w:ascii="Arial" w:hAnsi="Arial"/>
+                <w:b/>
+                <w:sz w:val="14"/>
+              </w:rPr>
+              <w:t>-СУПЕР</w:t>
+            </w:r>
+          </w:p>
+        </w:tc>
+        <w:tc>
+          <w:tcPr>
+            <w:tcW w:w="1520" w:type="dxa"/>
+          </w:tcPr>
+          <w:p>
+            <w:pPr>
+              <w:pStyle w:val="--2"/>
+            </w:pPr>
+            <w:r>
+              <w:rPr>
+                <w:sz w:val="14"/>
+                <w:rFonts w:ascii="Arial" w:hAnsi="Arial"/>
+              </w:rPr>
+              <w:t xml:space="preserve">протирание</w:t>
+            </w:r>
+          </w:p>
+        </w:tc>
+        <w:tc>
+          <w:tcPr>
+            <w:tcW w:w="2025" w:type="dxa"/>
+          </w:tcPr>
           <w:p>
             <w:pPr>
               <w:pStyle w:val="--3"/>
             </w:pPr>
             <w:r>
               <w:rPr>
-                <w:sz w:val="14"/>
-                <w:rFonts w:ascii="Arial" w:hAnsi="Arial"/>
-              </w:rPr>
-              <w:t xml:space="preserve"/>
-            </w:r>
-          </w:p>
-        </w:tc>
-        <w:tc>
-          <w:tcPr>
-            <w:tcW w:w="1913" w:type="dxa"/>
-            <w:shd w:val="clear" w:color="auto" w:fill="99FF99"/>
-          </w:tcPr>
-          <w:p>
-            <w:pPr>
-              <w:pStyle w:val="-0"/>
-            </w:pPr>
-            <w:r>
-              <w:rPr>
-                <w:rFonts w:ascii="Arial" w:hAnsi="Arial"/>
-                <w:b/>
-                <w:sz w:val="14"/>
-              </w:rPr>
-              <w:t>ХИМИТЕК КУХМАСТЕР для дозирующих систем</w:t>
-            </w:r>
-          </w:p>
-        </w:tc>
-        <w:tc>
-          <w:tcPr>
-            <w:tcW w:w="1520" w:type="dxa"/>
-          </w:tcPr>
-          <w:p>
-            <w:pPr>
-              <w:pStyle w:val="--2"/>
-            </w:pPr>
-            <w:r>
-              <w:rPr>
-                <w:sz w:val="14"/>
-                <w:rFonts w:ascii="Arial" w:hAnsi="Arial"/>
-              </w:rPr>
-              <w:t xml:space="preserve">ручной (протирание, обработка щёткой)</w:t>
-            </w:r>
-          </w:p>
-        </w:tc>
-        <w:tc>
-          <w:tcPr>
-            <w:tcW w:w="2025" w:type="dxa"/>
+                <w:rFonts w:ascii="Arial" w:hAnsi="Arial"/>
+                <w:sz w:val="14"/>
+              </w:rPr>
+              <w:t>0,03 % - 0,05 % (по НУК)</w:t>
+            </w:r>
+            <w:r>
+              <w:br/>
+            </w:r>
+            <w:r>
+              <w:rPr>
+                <w:rFonts w:ascii="Arial" w:hAnsi="Arial"/>
+                <w:sz w:val="14"/>
+              </w:rPr>
+              <w:t>дозирующая система ProMax</w:t>
+            </w:r>
+          </w:p>
+        </w:tc>
+        <w:tc>
+          <w:tcPr>
+            <w:tcW w:w="1183" w:type="dxa"/>
           </w:tcPr>
           <w:p>
             <w:pPr>
@@ -2164,26 +3029,16 @@
             </w:pPr>
             <w:r>
               <w:rPr>
-                <w:rFonts w:ascii="Arial" w:hAnsi="Arial"/>
-                <w:sz w:val="14"/>
-              </w:rPr>
-              <w:t>3,0 % - 4,0 %</w:t>
-            </w:r>
-            <w:r>
-              <w:br/>
-            </w:r>
-            <w:r>
-              <w:rPr>
-                <w:rFonts w:ascii="Arial" w:hAnsi="Arial"/>
-                <w:sz w:val="14"/>
-              </w:rPr>
-              <w:t>дозирующая система ProMax</w:t>
-            </w:r>
-          </w:p>
-        </w:tc>
-        <w:tc>
-          <w:tcPr>
-            <w:tcW w:w="1183" w:type="dxa"/>
+                <w:sz w:val="14"/>
+                <w:rFonts w:ascii="Arial" w:hAnsi="Arial"/>
+              </w:rPr>
+              <w:t xml:space="preserve">не выше 20°C</w:t>
+            </w:r>
+          </w:p>
+        </w:tc>
+        <w:tc>
+          <w:tcPr>
+            <w:tcW w:w="1126" w:type="dxa"/>
           </w:tcPr>
           <w:p>
             <w:pPr>
@@ -2194,24 +3049,7 @@
                 <w:sz w:val="14"/>
                 <w:rFonts w:ascii="Arial" w:hAnsi="Arial"/>
               </w:rPr>
-              <w:t xml:space="preserve">не ниже 40°C</w:t>
-            </w:r>
-          </w:p>
-        </w:tc>
-        <w:tc>
-          <w:tcPr>
-            <w:tcW w:w="1126" w:type="dxa"/>
-          </w:tcPr>
-          <w:p>
-            <w:pPr>
-              <w:pStyle w:val="--3"/>
-            </w:pPr>
-            <w:r>
-              <w:rPr>
-                <w:sz w:val="14"/>
-                <w:rFonts w:ascii="Arial" w:hAnsi="Arial"/>
-              </w:rPr>
-              <w:t xml:space="preserve">___________</w:t>
+              <w:t xml:space="preserve">20 минут</w:t>
             </w:r>
           </w:p>
         </w:tc>
@@ -2233,20 +3071,9 @@
         <w:tc>
           <w:tcPr>
             <w:tcW w:w="958" w:type="dxa"/>
-            <w:vMerge w:val="restart"/>
-          </w:tcPr>
-          <w:p>
-            <w:pPr>
-              <w:pStyle w:val="--3"/>
-            </w:pPr>
-            <w:r>
-              <w:rPr>
-                <w:sz w:val="14"/>
-                <w:rFonts w:ascii="Arial" w:hAnsi="Arial"/>
-              </w:rPr>
-              <w:t xml:space="preserve">1 раз в 6 месяцев</w:t>
-            </w:r>
-          </w:p>
+            <w:vMerge/>
+          </w:tcPr>
+          <w:p/>
         </w:tc>
         <w:tc>
           <w:tcPr>
@@ -2267,6 +3094,232 @@
         <w:tc>
           <w:tcPr>
             <w:tcW w:w="1688" w:type="dxa"/>
+            <w:vMerge w:val="restart"/>
+          </w:tcPr>
+          <w:p>
+            <w:pPr>
+              <w:pStyle w:val="--2"/>
+            </w:pPr>
+            <w:r>
+              <w:rPr>
+                <w:sz w:val="14"/>
+                <w:rFonts w:ascii="Arial" w:hAnsi="Arial"/>
+              </w:rPr>
+              <w:t xml:space="preserve">стеллажи, шкафы</w:t>
+            </w:r>
+          </w:p>
+        </w:tc>
+        <w:tc>
+          <w:tcPr>
+            <w:tcW w:w="1408" w:type="dxa"/>
+          </w:tcPr>
+          <w:p>
+            <w:pPr>
+              <w:pStyle w:val="--2"/>
+            </w:pPr>
+            <w:r>
+              <w:rPr>
+                <w:sz w:val="14"/>
+                <w:rFonts w:ascii="Arial" w:hAnsi="Arial"/>
+              </w:rPr>
+              <w:t xml:space="preserve">очистка (обеспыливание поверхностей)</w:t>
+            </w:r>
+          </w:p>
+        </w:tc>
+        <w:tc>
+          <w:tcPr>
+            <w:tcW w:w="506" w:type="dxa"/>
+            <w:vMerge w:val="restart"/>
+            <w:tcMar>
+              <w:left w:w="0" w:type="dxa"/>
+              <w:right w:w="0" w:type="dxa"/>
+            </w:tcMar>
+            <w:textDirection w:val="btLr"/>
+            <w:vAlign w:val="center"/>
+          </w:tcPr>
+          <w:p>
+            <w:pPr>
+              <w:pStyle w:val="--3"/>
+            </w:pPr>
+            <w:r>
+              <w:rPr>
+                <w:sz w:val="14"/>
+                <w:rFonts w:ascii="Arial" w:hAnsi="Arial"/>
+              </w:rPr>
+              <w:t xml:space="preserve"/>
+            </w:r>
+          </w:p>
+        </w:tc>
+        <w:tc>
+          <w:tcPr>
+            <w:tcW w:w="1913" w:type="dxa"/>
+          </w:tcPr>
+          <w:p>
+            <w:pPr>
+              <w:pStyle w:val="-0"/>
+            </w:pPr>
+            <w:r>
+              <w:rPr>
+                <w:rFonts w:ascii="Arial" w:hAnsi="Arial"/>
+                <w:sz w:val="14"/>
+              </w:rPr>
+              <w:t>_____________________</w:t>
+            </w:r>
+          </w:p>
+        </w:tc>
+        <w:tc>
+          <w:tcPr>
+            <w:tcW w:w="1520" w:type="dxa"/>
+          </w:tcPr>
+          <w:p>
+            <w:pPr>
+              <w:pStyle w:val="--2"/>
+            </w:pPr>
+            <w:r>
+              <w:rPr>
+                <w:sz w:val="14"/>
+                <w:rFonts w:ascii="Arial" w:hAnsi="Arial"/>
+              </w:rPr>
+              <w:t xml:space="preserve">ручной (протирание)</w:t>
+            </w:r>
+          </w:p>
+        </w:tc>
+        <w:tc>
+          <w:tcPr>
+            <w:tcW w:w="2025" w:type="dxa"/>
+          </w:tcPr>
+          <w:p>
+            <w:pPr>
+              <w:pStyle w:val="--3"/>
+            </w:pPr>
+            <w:r>
+              <w:rPr>
+                <w:rFonts w:ascii="Arial" w:hAnsi="Arial"/>
+                <w:sz w:val="14"/>
+              </w:rPr>
+              <w:t>___________________</w:t>
+            </w:r>
+          </w:p>
+        </w:tc>
+        <w:tc>
+          <w:tcPr>
+            <w:tcW w:w="1183" w:type="dxa"/>
+          </w:tcPr>
+          <w:p>
+            <w:pPr>
+              <w:pStyle w:val="--3"/>
+            </w:pPr>
+            <w:r>
+              <w:rPr>
+                <w:sz w:val="14"/>
+                <w:rFonts w:ascii="Arial" w:hAnsi="Arial"/>
+              </w:rPr>
+              <w:t xml:space="preserve">___________</w:t>
+            </w:r>
+          </w:p>
+        </w:tc>
+        <w:tc>
+          <w:tcPr>
+            <w:tcW w:w="1126" w:type="dxa"/>
+          </w:tcPr>
+          <w:p>
+            <w:pPr>
+              <w:pStyle w:val="--3"/>
+            </w:pPr>
+            <w:r>
+              <w:rPr>
+                <w:sz w:val="14"/>
+                <w:rFonts w:ascii="Arial" w:hAnsi="Arial"/>
+              </w:rPr>
+              <w:t xml:space="preserve">___________</w:t>
+            </w:r>
+          </w:p>
+        </w:tc>
+        <w:tc>
+          <w:tcPr>
+            <w:tcW w:w="510" w:type="dxa"/>
+            <w:vMerge w:val="restart"/>
+            <w:noWrap/>
+            <w:tcMar>
+              <w:left w:w="0" w:type="dxa"/>
+              <w:right w:w="0" w:type="dxa"/>
+            </w:tcMar>
+            <w:textDirection w:val="btLr"/>
+            <w:tcFitText/>
+            <w:vAlign w:val="center"/>
+          </w:tcPr>
+          <w:p>
+            <w:pPr>
+              <w:pStyle w:val="--3"/>
+            </w:pPr>
+            <w:r>
+              <w:rPr>
+                <w:sz w:val="14"/>
+                <w:rFonts w:ascii="Arial" w:hAnsi="Arial"/>
+                <w:b/>
+              </w:rPr>
+              <w:t xml:space="preserve">промаркированный</w:t>
+            </w:r>
+          </w:p>
+        </w:tc>
+        <w:tc>
+          <w:tcPr>
+            <w:tcW w:w="958" w:type="dxa"/>
+          </w:tcPr>
+          <w:p>
+            <w:pPr>
+              <w:pStyle w:val="--3"/>
+            </w:pPr>
+            <w:r>
+              <w:rPr>
+                <w:sz w:val="14"/>
+                <w:rFonts w:ascii="Arial" w:hAnsi="Arial"/>
+              </w:rPr>
+              <w:t xml:space="preserve">1 раз в месяц</w:t>
+            </w:r>
+          </w:p>
+        </w:tc>
+        <w:tc>
+          <w:tcPr>
+            <w:tcW w:w="1351" w:type="dxa"/>
+            <w:vMerge w:val="restart"/>
+          </w:tcPr>
+          <w:p>
+            <w:pPr>
+              <w:pStyle w:val="--2"/>
+            </w:pPr>
+            <w:r>
+              <w:rPr>
+                <w:sz w:val="14"/>
+                <w:rFonts w:ascii="Arial" w:hAnsi="Arial"/>
+              </w:rPr>
+              <w:t xml:space="preserve">мойщица-уборщица</w:t>
+            </w:r>
+          </w:p>
+        </w:tc>
+        <w:tc>
+          <w:tcPr>
+            <w:tcW w:w="1688" w:type="dxa"/>
+            <w:vMerge w:val="restart"/>
+          </w:tcPr>
+          <w:p>
+            <w:pPr>
+              <w:pStyle w:val="--2"/>
+            </w:pPr>
+            <w:r>
+              <w:rPr>
+                <w:sz w:val="14"/>
+                <w:rFonts w:ascii="Arial" w:hAnsi="Arial"/>
+              </w:rPr>
+              <w:t xml:space="preserve">визуальный контроль/ старшая мойщица-уборщица</w:t>
+            </w:r>
+          </w:p>
+        </w:tc>
+      </w:tr>
+      <w:tr>
+        <w:tc>
+          <w:tcPr>
+            <w:tcW w:w="1688" w:type="dxa"/>
             <w:vMerge/>
           </w:tcPr>
           <w:p/>
@@ -2284,7 +3337,7 @@
                 <w:sz w:val="14"/>
                 <w:rFonts w:ascii="Arial" w:hAnsi="Arial"/>
               </w:rPr>
-              <w:t xml:space="preserve">дезинфекция</w:t>
+              <w:t xml:space="preserve">мойка</w:t>
             </w:r>
           </w:p>
         </w:tc>
@@ -2304,7 +3357,7 @@
         <w:tc>
           <w:tcPr>
             <w:tcW w:w="1913" w:type="dxa"/>
-            <w:shd w:val="clear" w:color="auto" w:fill="FFFFCC"/>
+            <w:shd w:val="clear" w:color="auto" w:fill="99CCFF"/>
           </w:tcPr>
           <w:p>
             <w:pPr>
@@ -2316,7 +3369,7 @@
                 <w:b/>
                 <w:sz w:val="14"/>
               </w:rPr>
-              <w:t>ХИМИТЕК ПОЛИДЕЗ</w:t>
+              <w:t>ХИМИТЕК ЧУДОДЕЙ</w:t>
             </w:r>
             <w:r>
               <w:rPr>
@@ -2333,7 +3386,7 @@
                 <w:b/>
                 <w:sz w:val="14"/>
               </w:rPr>
-              <w:t>-СУПЕР</w:t>
+              <w:t>-КОМБИ-ПЕНАКТИВ</w:t>
             </w:r>
           </w:p>
         </w:tc>
@@ -2350,7 +3403,7 @@
                 <w:sz w:val="14"/>
                 <w:rFonts w:ascii="Arial" w:hAnsi="Arial"/>
               </w:rPr>
-              <w:t xml:space="preserve">протирание</w:t>
+              <w:t xml:space="preserve">ручной (протирание, обработка щёткой)</w:t>
             </w:r>
           </w:p>
         </w:tc>
@@ -2367,7 +3420,7 @@
                 <w:rFonts w:ascii="Arial" w:hAnsi="Arial"/>
                 <w:sz w:val="14"/>
               </w:rPr>
-              <w:t>0,03 % - 0,05 % (по НУК)</w:t>
+              <w:t>3,0 % - 4,0 %</w:t>
             </w:r>
             <w:r>
               <w:br/>
@@ -2394,7 +3447,7 @@
                 <w:sz w:val="14"/>
                 <w:rFonts w:ascii="Arial" w:hAnsi="Arial"/>
               </w:rPr>
-              <w:t xml:space="preserve">не выше 20°C</w:t>
+              <w:t xml:space="preserve">не ниже 40°C</w:t>
             </w:r>
           </w:p>
         </w:tc>
@@ -2411,7 +3464,7 @@
                 <w:sz w:val="14"/>
                 <w:rFonts w:ascii="Arial" w:hAnsi="Arial"/>
               </w:rPr>
-              <w:t xml:space="preserve">20 минут</w:t>
+              <w:t xml:space="preserve">___________</w:t>
             </w:r>
           </w:p>
         </w:tc>
@@ -2433,9 +3486,19 @@
         <w:tc>
           <w:tcPr>
             <w:tcW w:w="958" w:type="dxa"/>
-            <w:vMerge/>
-          </w:tcPr>
-          <w:p/>
+          </w:tcPr>
+          <w:p>
+            <w:pPr>
+              <w:pStyle w:val="--3"/>
+            </w:pPr>
+            <w:r>
+              <w:rPr>
+                <w:sz w:val="14"/>
+                <w:rFonts w:ascii="Arial" w:hAnsi="Arial"/>
+              </w:rPr>
+              <w:t xml:space="preserve">1 раз в 6 месяцев</w:t>
+            </w:r>
+          </w:p>
         </w:tc>
         <w:tc>
           <w:tcPr>
@@ -2455,8 +3518,29 @@
       <w:tr>
         <w:tc>
           <w:tcPr>
+            <w:tcW w:w="15876" w:type="dxa"/>
+            <w:gridSpan w:val="12"/>
+            <w:shd w:val="clear" w:color="auto" w:fill="D2D2D2"/>
+          </w:tcPr>
+          <w:p>
+            <w:pPr>
+              <w:pStyle w:val="--2"/>
+            </w:pPr>
+            <w:r>
+              <w:rPr>
+                <w:sz w:val="14"/>
+                <w:rFonts w:ascii="Arial" w:hAnsi="Arial"/>
+                <w:b/>
+              </w:rPr>
+              <w:t xml:space="preserve">Санитарная обработка технологического оборудования</w:t>
+            </w:r>
+          </w:p>
+        </w:tc>
+      </w:tr>
+      <w:tr>
+        <w:tc>
+          <w:tcPr>
             <w:tcW w:w="1688" w:type="dxa"/>
-            <w:vMerge w:val="restart"/>
           </w:tcPr>
           <w:p>
             <w:pPr>
@@ -2467,7 +3551,7 @@
                 <w:sz w:val="14"/>
                 <w:rFonts w:ascii="Arial" w:hAnsi="Arial"/>
               </w:rPr>
-              <w:t xml:space="preserve">вентиляционные диффузоры</w:t>
+              <w:t xml:space="preserve">пол</w:t>
             </w:r>
           </w:p>
         </w:tc>
@@ -2484,14 +3568,13 @@
                 <w:sz w:val="14"/>
                 <w:rFonts w:ascii="Arial" w:hAnsi="Arial"/>
               </w:rPr>
-              <w:t xml:space="preserve">очистка (обеспыливание поверхностей)</w:t>
+              <w:t xml:space="preserve">мойка</w:t>
             </w:r>
           </w:p>
         </w:tc>
         <w:tc>
           <w:tcPr>
             <w:tcW w:w="506" w:type="dxa"/>
-            <w:vMerge w:val="restart"/>
             <w:tcMar>
               <w:left w:w="0" w:type="dxa"/>
               <w:right w:w="0" w:type="dxa"/>
@@ -2515,6 +3598,7 @@
         <w:tc>
           <w:tcPr>
             <w:tcW w:w="1913" w:type="dxa"/>
+            <w:shd w:val="clear" w:color="auto" w:fill="99CCFF"/>
           </w:tcPr>
           <w:p>
             <w:pPr>
@@ -2523,9 +3607,27 @@
             <w:r>
               <w:rPr>
                 <w:rFonts w:ascii="Arial" w:hAnsi="Arial"/>
-                <w:sz w:val="14"/>
-              </w:rPr>
-              <w:t>_____________________</w:t>
+                <w:b/>
+                <w:sz w:val="14"/>
+              </w:rPr>
+              <w:t>ХИМИТЕК ЧУДОДЕЙ</w:t>
+            </w:r>
+            <w:r>
+              <w:rPr>
+                <w:rFonts w:ascii="Arial" w:hAnsi="Arial"/>
+                <w:b/>
+                <w:sz w:val="14"/>
+                <w:vertAlign w:val="superscript"/>
+              </w:rPr>
+              <w:t>®</w:t>
+            </w:r>
+            <w:r>
+              <w:rPr>
+                <w:rFonts w:ascii="Arial" w:hAnsi="Arial"/>
+                <w:b/>
+                <w:sz w:val="14"/>
+              </w:rPr>
+              <w:t>-КОМБИ-ПЕНАКТИВ</w:t>
             </w:r>
           </w:p>
         </w:tc>
@@ -2542,7 +3644,7 @@
                 <w:sz w:val="14"/>
                 <w:rFonts w:ascii="Arial" w:hAnsi="Arial"/>
               </w:rPr>
-              <w:t xml:space="preserve">ручной (протирание)</w:t>
+              <w:t xml:space="preserve">ручной (протирание, обработка щёткой)</w:t>
             </w:r>
           </w:p>
         </w:tc>
@@ -2559,7 +3661,17 @@
                 <w:rFonts w:ascii="Arial" w:hAnsi="Arial"/>
                 <w:sz w:val="14"/>
               </w:rPr>
-              <w:t>___________________</w:t>
+              <w:t>3,0 % - 4,0 %</w:t>
+            </w:r>
+            <w:r>
+              <w:br/>
+            </w:r>
+            <w:r>
+              <w:rPr>
+                <w:rFonts w:ascii="Arial" w:hAnsi="Arial"/>
+                <w:sz w:val="14"/>
+              </w:rPr>
+              <w:t>дозирующая система ProMax</w:t>
             </w:r>
           </w:p>
         </w:tc>
@@ -2576,31 +3688,30 @@
                 <w:sz w:val="14"/>
                 <w:rFonts w:ascii="Arial" w:hAnsi="Arial"/>
               </w:rPr>
+              <w:t xml:space="preserve">не ниже 40°C</w:t>
+            </w:r>
+          </w:p>
+        </w:tc>
+        <w:tc>
+          <w:tcPr>
+            <w:tcW w:w="1126" w:type="dxa"/>
+          </w:tcPr>
+          <w:p>
+            <w:pPr>
+              <w:pStyle w:val="--3"/>
+            </w:pPr>
+            <w:r>
+              <w:rPr>
+                <w:sz w:val="14"/>
+                <w:rFonts w:ascii="Arial" w:hAnsi="Arial"/>
+              </w:rPr>
               <w:t xml:space="preserve">___________</w:t>
             </w:r>
           </w:p>
         </w:tc>
         <w:tc>
           <w:tcPr>
-            <w:tcW w:w="1126" w:type="dxa"/>
-          </w:tcPr>
-          <w:p>
-            <w:pPr>
-              <w:pStyle w:val="--3"/>
-            </w:pPr>
-            <w:r>
-              <w:rPr>
-                <w:sz w:val="14"/>
-                <w:rFonts w:ascii="Arial" w:hAnsi="Arial"/>
-              </w:rPr>
-              <w:t xml:space="preserve">___________</w:t>
-            </w:r>
-          </w:p>
-        </w:tc>
-        <w:tc>
-          <w:tcPr>
             <w:tcW w:w="510" w:type="dxa"/>
-            <w:vMerge w:val="restart"/>
             <w:noWrap/>
             <w:tcMar>
               <w:left w:w="0" w:type="dxa"/>
@@ -2637,14 +3748,13 @@
                 <w:sz w:val="14"/>
                 <w:rFonts w:ascii="Arial" w:hAnsi="Arial"/>
               </w:rPr>
-              <w:t xml:space="preserve">1 раз в 3 месяца</w:t>
+              <w:t xml:space="preserve">2 раза в смену, по мере загрязнения</w:t>
             </w:r>
           </w:p>
         </w:tc>
         <w:tc>
           <w:tcPr>
             <w:tcW w:w="1351" w:type="dxa"/>
-            <w:vMerge w:val="restart"/>
           </w:tcPr>
           <w:p>
             <w:pPr>
@@ -2655,14 +3765,13 @@
                 <w:sz w:val="14"/>
                 <w:rFonts w:ascii="Arial" w:hAnsi="Arial"/>
               </w:rPr>
-              <w:t xml:space="preserve">сотрудник внешнего клининга</w:t>
+              <w:t xml:space="preserve">мойщица-уборщица</w:t>
             </w:r>
           </w:p>
         </w:tc>
         <w:tc>
           <w:tcPr>
             <w:tcW w:w="1688" w:type="dxa"/>
-            <w:vMerge w:val="restart"/>
           </w:tcPr>
           <w:p>
             <w:pPr>
@@ -2673,7 +3782,7 @@
                 <w:sz w:val="14"/>
                 <w:rFonts w:ascii="Arial" w:hAnsi="Arial"/>
               </w:rPr>
-              <w:t xml:space="preserve">визуальный контроль/ технический директор, менеджер по административной работе</w:t>
+              <w:t xml:space="preserve">визуальный контроль/ старшая мойщица-уборщица</w:t>
             </w:r>
           </w:p>
         </w:tc>
@@ -2681,10 +3790,41 @@
       <w:tr>
         <w:tc>
           <w:tcPr>
+            <w:tcW w:w="15876" w:type="dxa"/>
+            <w:gridSpan w:val="12"/>
+          </w:tcPr>
+          <w:p>
+            <w:pPr>
+              <w:pStyle w:val="--2"/>
+            </w:pPr>
+            <w:r>
+              <w:rPr>
+                <w:b/>
+                <w:sz w:val="14"/>
+                <w:rFonts w:ascii="Arial" w:hAnsi="Arial"/>
+              </w:rPr>
+              <w:t xml:space="preserve">Объекты без инструкций (требуют настройки)</w:t>
+            </w:r>
+          </w:p>
+        </w:tc>
+      </w:tr>
+      <w:tr>
+        <w:tc>
+          <w:tcPr>
             <w:tcW w:w="1688" w:type="dxa"/>
-            <w:vMerge/>
-          </w:tcPr>
-          <w:p/>
+          </w:tcPr>
+          <w:p>
+            <w:pPr>
+              <w:pStyle w:val="--2"/>
+            </w:pPr>
+            <w:r>
+              <w:rPr>
+                <w:sz w:val="14"/>
+                <w:rFonts w:ascii="Arial" w:hAnsi="Arial"/>
+              </w:rPr>
+              <w:t xml:space="preserve">дезинфицирующие маты</w:t>
+            </w:r>
+          </w:p>
         </w:tc>
         <w:tc>
           <w:tcPr>
@@ -2694,19 +3834,11 @@
             <w:pPr>
               <w:pStyle w:val="--2"/>
             </w:pPr>
-            <w:r>
-              <w:rPr>
-                <w:sz w:val="14"/>
-                <w:rFonts w:ascii="Arial" w:hAnsi="Arial"/>
-              </w:rPr>
-              <w:t xml:space="preserve">мойка</w:t>
-            </w:r>
           </w:p>
         </w:tc>
         <w:tc>
           <w:tcPr>
             <w:tcW w:w="506" w:type="dxa"/>
-            <w:vMerge/>
             <w:tcMar>
               <w:left w:w="0" w:type="dxa"/>
               <w:right w:w="0" w:type="dxa"/>
@@ -2714,25 +3846,20 @@
             <w:textDirection w:val="btLr"/>
             <w:vAlign w:val="center"/>
           </w:tcPr>
-          <w:p/>
+          <w:p>
+            <w:pPr>
+              <w:pStyle w:val="--3"/>
+            </w:pPr>
+          </w:p>
         </w:tc>
         <w:tc>
           <w:tcPr>
             <w:tcW w:w="1913" w:type="dxa"/>
-            <w:shd w:val="clear" w:color="auto" w:fill="99FF99"/>
           </w:tcPr>
           <w:p>
             <w:pPr>
               <w:pStyle w:val="-0"/>
             </w:pPr>
-            <w:r>
-              <w:rPr>
-                <w:rFonts w:ascii="Arial" w:hAnsi="Arial"/>
-                <w:b/>
-                <w:sz w:val="14"/>
-              </w:rPr>
-              <w:t>ХИМИТЕК КУХМАСТЕР для дозирующих систем</w:t>
-            </w:r>
           </w:p>
         </w:tc>
         <w:tc>
@@ -2743,13 +3870,6 @@
             <w:pPr>
               <w:pStyle w:val="--2"/>
             </w:pPr>
-            <w:r>
-              <w:rPr>
-                <w:sz w:val="14"/>
-                <w:rFonts w:ascii="Arial" w:hAnsi="Arial"/>
-              </w:rPr>
-              <w:t xml:space="preserve">ручной (протирание, обработка щёткой)</w:t>
-            </w:r>
           </w:p>
         </w:tc>
         <w:tc>
@@ -2760,23 +3880,6 @@
             <w:pPr>
               <w:pStyle w:val="--3"/>
             </w:pPr>
-            <w:r>
-              <w:rPr>
-                <w:rFonts w:ascii="Arial" w:hAnsi="Arial"/>
-                <w:sz w:val="14"/>
-              </w:rPr>
-              <w:t>3,0 % - 4,0 %</w:t>
-            </w:r>
-            <w:r>
-              <w:br/>
-            </w:r>
-            <w:r>
-              <w:rPr>
-                <w:rFonts w:ascii="Arial" w:hAnsi="Arial"/>
-                <w:sz w:val="14"/>
-              </w:rPr>
-              <w:t>дозирующая система ProMax</w:t>
-            </w:r>
           </w:p>
         </w:tc>
         <w:tc>
@@ -2787,13 +3890,6 @@
             <w:pPr>
               <w:pStyle w:val="--3"/>
             </w:pPr>
-            <w:r>
-              <w:rPr>
-                <w:sz w:val="14"/>
-                <w:rFonts w:ascii="Arial" w:hAnsi="Arial"/>
-              </w:rPr>
-              <w:t xml:space="preserve">не ниже 40°C</w:t>
-            </w:r>
           </w:p>
         </w:tc>
         <w:tc>
@@ -2804,19 +3900,11 @@
             <w:pPr>
               <w:pStyle w:val="--3"/>
             </w:pPr>
-            <w:r>
-              <w:rPr>
-                <w:sz w:val="14"/>
-                <w:rFonts w:ascii="Arial" w:hAnsi="Arial"/>
-              </w:rPr>
-              <w:t xml:space="preserve">___________</w:t>
-            </w:r>
           </w:p>
         </w:tc>
         <w:tc>
           <w:tcPr>
             <w:tcW w:w="510" w:type="dxa"/>
-            <w:vMerge/>
             <w:noWrap/>
             <w:tcMar>
               <w:left w:w="0" w:type="dxa"/>
@@ -2826,48 +3914,60 @@
             <w:tcFitText/>
             <w:vAlign w:val="center"/>
           </w:tcPr>
-          <w:p/>
+          <w:p>
+            <w:pPr>
+              <w:pStyle w:val="--3"/>
+            </w:pPr>
+          </w:p>
         </w:tc>
         <w:tc>
           <w:tcPr>
             <w:tcW w:w="958" w:type="dxa"/>
-            <w:vMerge w:val="restart"/>
           </w:tcPr>
           <w:p>
             <w:pPr>
               <w:pStyle w:val="--3"/>
             </w:pPr>
-            <w:r>
-              <w:rPr>
-                <w:sz w:val="14"/>
-                <w:rFonts w:ascii="Arial" w:hAnsi="Arial"/>
-              </w:rPr>
-              <w:t xml:space="preserve">1 раз в 6 месяцев</w:t>
-            </w:r>
           </w:p>
         </w:tc>
         <w:tc>
           <w:tcPr>
             <w:tcW w:w="1351" w:type="dxa"/>
-            <w:vMerge/>
-          </w:tcPr>
-          <w:p/>
+          </w:tcPr>
+          <w:p>
+            <w:pPr>
+              <w:pStyle w:val="--2"/>
+            </w:pPr>
+          </w:p>
         </w:tc>
         <w:tc>
           <w:tcPr>
             <w:tcW w:w="1688" w:type="dxa"/>
-            <w:vMerge/>
-          </w:tcPr>
-          <w:p/>
+          </w:tcPr>
+          <w:p>
+            <w:pPr>
+              <w:pStyle w:val="--2"/>
+            </w:pPr>
+          </w:p>
         </w:tc>
       </w:tr>
       <w:tr>
         <w:tc>
           <w:tcPr>
             <w:tcW w:w="1688" w:type="dxa"/>
-            <w:vMerge/>
-          </w:tcPr>
-          <w:p/>
+          </w:tcPr>
+          <w:p>
+            <w:pPr>
+              <w:pStyle w:val="--2"/>
+            </w:pPr>
+            <w:r>
+              <w:rPr>
+                <w:sz w:val="14"/>
+                <w:rFonts w:ascii="Arial" w:hAnsi="Arial"/>
+              </w:rPr>
+              <w:t xml:space="preserve">держатели для уборочного инвентаря</w:t>
+            </w:r>
+          </w:p>
         </w:tc>
         <w:tc>
           <w:tcPr>
@@ -2877,19 +3977,11 @@
             <w:pPr>
               <w:pStyle w:val="--2"/>
             </w:pPr>
-            <w:r>
-              <w:rPr>
-                <w:sz w:val="14"/>
-                <w:rFonts w:ascii="Arial" w:hAnsi="Arial"/>
-              </w:rPr>
-              <w:t xml:space="preserve">дезинфекция</w:t>
-            </w:r>
           </w:p>
         </w:tc>
         <w:tc>
           <w:tcPr>
             <w:tcW w:w="506" w:type="dxa"/>
-            <w:vMerge/>
             <w:tcMar>
               <w:left w:w="0" w:type="dxa"/>
               <w:right w:w="0" w:type="dxa"/>
@@ -2897,42 +3989,20 @@
             <w:textDirection w:val="btLr"/>
             <w:vAlign w:val="center"/>
           </w:tcPr>
-          <w:p/>
+          <w:p>
+            <w:pPr>
+              <w:pStyle w:val="--3"/>
+            </w:pPr>
+          </w:p>
         </w:tc>
         <w:tc>
           <w:tcPr>
             <w:tcW w:w="1913" w:type="dxa"/>
-            <w:shd w:val="clear" w:color="auto" w:fill="FFFFCC"/>
           </w:tcPr>
           <w:p>
             <w:pPr>
               <w:pStyle w:val="-0"/>
             </w:pPr>
-            <w:r>
-              <w:rPr>
-                <w:rFonts w:ascii="Arial" w:hAnsi="Arial"/>
-                <w:b/>
-                <w:sz w:val="14"/>
-              </w:rPr>
-              <w:t>ХИМИТЕК ПОЛИДЕЗ</w:t>
-            </w:r>
-            <w:r>
-              <w:rPr>
-                <w:rFonts w:ascii="Arial" w:hAnsi="Arial"/>
-                <w:b/>
-                <w:sz w:val="14"/>
-                <w:vertAlign w:val="superscript"/>
-              </w:rPr>
-              <w:t>®</w:t>
-            </w:r>
-            <w:r>
-              <w:rPr>
-                <w:rFonts w:ascii="Arial" w:hAnsi="Arial"/>
-                <w:b/>
-                <w:sz w:val="14"/>
-              </w:rPr>
-              <w:t>-СУПЕР</w:t>
-            </w:r>
           </w:p>
         </w:tc>
         <w:tc>
@@ -2943,13 +4013,6 @@
             <w:pPr>
               <w:pStyle w:val="--2"/>
             </w:pPr>
-            <w:r>
-              <w:rPr>
-                <w:sz w:val="14"/>
-                <w:rFonts w:ascii="Arial" w:hAnsi="Arial"/>
-              </w:rPr>
-              <w:t xml:space="preserve">протирание</w:t>
-            </w:r>
           </w:p>
         </w:tc>
         <w:tc>
@@ -2960,23 +4023,6 @@
             <w:pPr>
               <w:pStyle w:val="--3"/>
             </w:pPr>
-            <w:r>
-              <w:rPr>
-                <w:rFonts w:ascii="Arial" w:hAnsi="Arial"/>
-                <w:sz w:val="14"/>
-              </w:rPr>
-              <w:t>0,03 % - 0,05 % (по НУК)</w:t>
-            </w:r>
-            <w:r>
-              <w:br/>
-            </w:r>
-            <w:r>
-              <w:rPr>
-                <w:rFonts w:ascii="Arial" w:hAnsi="Arial"/>
-                <w:sz w:val="14"/>
-              </w:rPr>
-              <w:t>дозирующая система ProMax</w:t>
-            </w:r>
           </w:p>
         </w:tc>
         <w:tc>
@@ -2987,13 +4033,6 @@
             <w:pPr>
               <w:pStyle w:val="--3"/>
             </w:pPr>
-            <w:r>
-              <w:rPr>
-                <w:sz w:val="14"/>
-                <w:rFonts w:ascii="Arial" w:hAnsi="Arial"/>
-              </w:rPr>
-              <w:t xml:space="preserve">не выше 20°C</w:t>
-            </w:r>
           </w:p>
         </w:tc>
         <w:tc>
@@ -3004,19 +4043,11 @@
             <w:pPr>
               <w:pStyle w:val="--3"/>
             </w:pPr>
-            <w:r>
-              <w:rPr>
-                <w:sz w:val="14"/>
-                <w:rFonts w:ascii="Arial" w:hAnsi="Arial"/>
-              </w:rPr>
-              <w:t xml:space="preserve">20 минут</w:t>
-            </w:r>
           </w:p>
         </w:tc>
         <w:tc>
           <w:tcPr>
             <w:tcW w:w="510" w:type="dxa"/>
-            <w:vMerge/>
             <w:noWrap/>
             <w:tcMar>
               <w:left w:w="0" w:type="dxa"/>
@@ -3026,35 +4057,47 @@
             <w:tcFitText/>
             <w:vAlign w:val="center"/>
           </w:tcPr>
-          <w:p/>
+          <w:p>
+            <w:pPr>
+              <w:pStyle w:val="--3"/>
+            </w:pPr>
+          </w:p>
         </w:tc>
         <w:tc>
           <w:tcPr>
             <w:tcW w:w="958" w:type="dxa"/>
-            <w:vMerge/>
-          </w:tcPr>
-          <w:p/>
+          </w:tcPr>
+          <w:p>
+            <w:pPr>
+              <w:pStyle w:val="--3"/>
+            </w:pPr>
+          </w:p>
         </w:tc>
         <w:tc>
           <w:tcPr>
             <w:tcW w:w="1351" w:type="dxa"/>
-            <w:vMerge/>
-          </w:tcPr>
-          <w:p/>
+          </w:tcPr>
+          <w:p>
+            <w:pPr>
+              <w:pStyle w:val="--2"/>
+            </w:pPr>
+          </w:p>
         </w:tc>
         <w:tc>
           <w:tcPr>
             <w:tcW w:w="1688" w:type="dxa"/>
-            <w:vMerge/>
-          </w:tcPr>
-          <w:p/>
+          </w:tcPr>
+          <w:p>
+            <w:pPr>
+              <w:pStyle w:val="--2"/>
+            </w:pPr>
+          </w:p>
         </w:tc>
       </w:tr>
       <w:tr>
         <w:tc>
           <w:tcPr>
             <w:tcW w:w="1688" w:type="dxa"/>
-            <w:vMerge w:val="restart"/>
           </w:tcPr>
           <w:p>
             <w:pPr>
@@ -3065,7 +4108,7 @@
                 <w:sz w:val="14"/>
                 <w:rFonts w:ascii="Arial" w:hAnsi="Arial"/>
               </w:rPr>
-              <w:t xml:space="preserve">водопроводные трубы (до 2 м), двери, кабель-каналы (до 2 м), розетки, стены (до 2 м)</w:t>
+              <w:t xml:space="preserve">лестничные ограждения</w:t>
             </w:r>
           </w:p>
         </w:tc>
@@ -3077,19 +4120,11 @@
             <w:pPr>
               <w:pStyle w:val="--2"/>
             </w:pPr>
-            <w:r>
-              <w:rPr>
-                <w:sz w:val="14"/>
-                <w:rFonts w:ascii="Arial" w:hAnsi="Arial"/>
-              </w:rPr>
-              <w:t xml:space="preserve">мойка</w:t>
-            </w:r>
           </w:p>
         </w:tc>
         <w:tc>
           <w:tcPr>
             <w:tcW w:w="506" w:type="dxa"/>
-            <w:vMerge w:val="restart"/>
             <w:tcMar>
               <w:left w:w="0" w:type="dxa"/>
               <w:right w:w="0" w:type="dxa"/>
@@ -3101,32 +4136,16 @@
             <w:pPr>
               <w:pStyle w:val="--3"/>
             </w:pPr>
-            <w:r>
-              <w:rPr>
-                <w:sz w:val="14"/>
-                <w:rFonts w:ascii="Arial" w:hAnsi="Arial"/>
-              </w:rPr>
-              <w:t xml:space="preserve"/>
-            </w:r>
           </w:p>
         </w:tc>
         <w:tc>
           <w:tcPr>
             <w:tcW w:w="1913" w:type="dxa"/>
-            <w:shd w:val="clear" w:color="auto" w:fill="99FF99"/>
           </w:tcPr>
           <w:p>
             <w:pPr>
               <w:pStyle w:val="-0"/>
             </w:pPr>
-            <w:r>
-              <w:rPr>
-                <w:rFonts w:ascii="Arial" w:hAnsi="Arial"/>
-                <w:b/>
-                <w:sz w:val="14"/>
-              </w:rPr>
-              <w:t>ХИМИТЕК КУХМАСТЕР для дозирующих систем</w:t>
-            </w:r>
           </w:p>
         </w:tc>
         <w:tc>
@@ -3137,13 +4156,6 @@
             <w:pPr>
               <w:pStyle w:val="--2"/>
             </w:pPr>
-            <w:r>
-              <w:rPr>
-                <w:sz w:val="14"/>
-                <w:rFonts w:ascii="Arial" w:hAnsi="Arial"/>
-              </w:rPr>
-              <w:t xml:space="preserve">ручной (протирание, обработка щёткой)</w:t>
-            </w:r>
           </w:p>
         </w:tc>
         <w:tc>
@@ -3154,23 +4166,6 @@
             <w:pPr>
               <w:pStyle w:val="--3"/>
             </w:pPr>
-            <w:r>
-              <w:rPr>
-                <w:rFonts w:ascii="Arial" w:hAnsi="Arial"/>
-                <w:sz w:val="14"/>
-              </w:rPr>
-              <w:t>3,0 % - 4,0 %</w:t>
-            </w:r>
-            <w:r>
-              <w:br/>
-            </w:r>
-            <w:r>
-              <w:rPr>
-                <w:rFonts w:ascii="Arial" w:hAnsi="Arial"/>
-                <w:sz w:val="14"/>
-              </w:rPr>
-              <w:t>дозирующая система ProMax</w:t>
-            </w:r>
           </w:p>
         </w:tc>
         <w:tc>
@@ -3181,13 +4176,6 @@
             <w:pPr>
               <w:pStyle w:val="--3"/>
             </w:pPr>
-            <w:r>
-              <w:rPr>
-                <w:sz w:val="14"/>
-                <w:rFonts w:ascii="Arial" w:hAnsi="Arial"/>
-              </w:rPr>
-              <w:t xml:space="preserve">не ниже 40°C</w:t>
-            </w:r>
           </w:p>
         </w:tc>
         <w:tc>
@@ -3198,19 +4186,11 @@
             <w:pPr>
               <w:pStyle w:val="--3"/>
             </w:pPr>
-            <w:r>
-              <w:rPr>
-                <w:sz w:val="14"/>
-                <w:rFonts w:ascii="Arial" w:hAnsi="Arial"/>
-              </w:rPr>
-              <w:t xml:space="preserve">___________</w:t>
-            </w:r>
           </w:p>
         </w:tc>
         <w:tc>
           <w:tcPr>
             <w:tcW w:w="510" w:type="dxa"/>
-            <w:vMerge w:val="restart"/>
             <w:noWrap/>
             <w:tcMar>
               <w:left w:w="0" w:type="dxa"/>
@@ -3224,68 +4204,36 @@
             <w:pPr>
               <w:pStyle w:val="--3"/>
             </w:pPr>
-            <w:r>
-              <w:rPr>
-                <w:sz w:val="14"/>
-                <w:rFonts w:ascii="Arial" w:hAnsi="Arial"/>
-                <w:b/>
-              </w:rPr>
-              <w:t xml:space="preserve">промаркированный</w:t>
-            </w:r>
           </w:p>
         </w:tc>
         <w:tc>
           <w:tcPr>
             <w:tcW w:w="958" w:type="dxa"/>
-            <w:vMerge w:val="restart"/>
           </w:tcPr>
           <w:p>
             <w:pPr>
               <w:pStyle w:val="--3"/>
             </w:pPr>
-            <w:r>
-              <w:rPr>
-                <w:sz w:val="14"/>
-                <w:rFonts w:ascii="Arial" w:hAnsi="Arial"/>
-              </w:rPr>
-              <w:t xml:space="preserve">1 раз в месяц</w:t>
-            </w:r>
           </w:p>
         </w:tc>
         <w:tc>
           <w:tcPr>
             <w:tcW w:w="1351" w:type="dxa"/>
-            <w:vMerge w:val="restart"/>
           </w:tcPr>
           <w:p>
             <w:pPr>
               <w:pStyle w:val="--2"/>
             </w:pPr>
-            <w:r>
-              <w:rPr>
-                <w:sz w:val="14"/>
-                <w:rFonts w:ascii="Arial" w:hAnsi="Arial"/>
-              </w:rPr>
-              <w:t xml:space="preserve">мойщица-уборщица</w:t>
-            </w:r>
           </w:p>
         </w:tc>
         <w:tc>
           <w:tcPr>
             <w:tcW w:w="1688" w:type="dxa"/>
-            <w:vMerge w:val="restart"/>
           </w:tcPr>
           <w:p>
             <w:pPr>
               <w:pStyle w:val="--2"/>
             </w:pPr>
-            <w:r>
-              <w:rPr>
-                <w:sz w:val="14"/>
-                <w:rFonts w:ascii="Arial" w:hAnsi="Arial"/>
-              </w:rPr>
-              <w:t xml:space="preserve">визуальный контроль/ старшая мойщица-уборщица</w:t>
-            </w:r>
           </w:p>
         </w:tc>
       </w:tr>
@@ -3293,13 +4241,6 @@
         <w:tc>
           <w:tcPr>
             <w:tcW w:w="1688" w:type="dxa"/>
-            <w:vMerge/>
-          </w:tcPr>
-          <w:p/>
-        </w:tc>
-        <w:tc>
-          <w:tcPr>
-            <w:tcW w:w="1408" w:type="dxa"/>
           </w:tcPr>
           <w:p>
             <w:pPr>
@@ -3310,2381 +4251,7 @@
                 <w:sz w:val="14"/>
                 <w:rFonts w:ascii="Arial" w:hAnsi="Arial"/>
               </w:rPr>
-              <w:t xml:space="preserve">дезинфекция</w:t>
-            </w:r>
-          </w:p>
-        </w:tc>
-        <w:tc>
-          <w:tcPr>
-            <w:tcW w:w="506" w:type="dxa"/>
-            <w:vMerge/>
-            <w:tcMar>
-              <w:left w:w="0" w:type="dxa"/>
-              <w:right w:w="0" w:type="dxa"/>
-            </w:tcMar>
-            <w:textDirection w:val="btLr"/>
-            <w:vAlign w:val="center"/>
-          </w:tcPr>
-          <w:p/>
-        </w:tc>
-        <w:tc>
-          <w:tcPr>
-            <w:tcW w:w="1913" w:type="dxa"/>
-            <w:shd w:val="clear" w:color="auto" w:fill="FFFFCC"/>
-          </w:tcPr>
-          <w:p>
-            <w:pPr>
-              <w:pStyle w:val="-0"/>
-            </w:pPr>
-            <w:r>
-              <w:rPr>
-                <w:rFonts w:ascii="Arial" w:hAnsi="Arial"/>
-                <w:b/>
-                <w:sz w:val="14"/>
-              </w:rPr>
-              <w:t>ХИМИТЕК ПОЛИДЕЗ</w:t>
-            </w:r>
-            <w:r>
-              <w:rPr>
-                <w:rFonts w:ascii="Arial" w:hAnsi="Arial"/>
-                <w:b/>
-                <w:sz w:val="14"/>
-                <w:vertAlign w:val="superscript"/>
-              </w:rPr>
-              <w:t>®</w:t>
-            </w:r>
-            <w:r>
-              <w:rPr>
-                <w:rFonts w:ascii="Arial" w:hAnsi="Arial"/>
-                <w:b/>
-                <w:sz w:val="14"/>
-              </w:rPr>
-              <w:t>-СУПЕР</w:t>
-            </w:r>
-          </w:p>
-        </w:tc>
-        <w:tc>
-          <w:tcPr>
-            <w:tcW w:w="1520" w:type="dxa"/>
-          </w:tcPr>
-          <w:p>
-            <w:pPr>
-              <w:pStyle w:val="--2"/>
-            </w:pPr>
-            <w:r>
-              <w:rPr>
-                <w:sz w:val="14"/>
-                <w:rFonts w:ascii="Arial" w:hAnsi="Arial"/>
-              </w:rPr>
-              <w:t xml:space="preserve">протирание</w:t>
-            </w:r>
-          </w:p>
-        </w:tc>
-        <w:tc>
-          <w:tcPr>
-            <w:tcW w:w="2025" w:type="dxa"/>
-          </w:tcPr>
-          <w:p>
-            <w:pPr>
-              <w:pStyle w:val="--3"/>
-            </w:pPr>
-            <w:r>
-              <w:rPr>
-                <w:rFonts w:ascii="Arial" w:hAnsi="Arial"/>
-                <w:sz w:val="14"/>
-              </w:rPr>
-              <w:t>0,03 % - 0,05 % (по НУК)</w:t>
-            </w:r>
-            <w:r>
-              <w:br/>
-            </w:r>
-            <w:r>
-              <w:rPr>
-                <w:rFonts w:ascii="Arial" w:hAnsi="Arial"/>
-                <w:sz w:val="14"/>
-              </w:rPr>
-              <w:t>дозирующая система ProMax</w:t>
-            </w:r>
-          </w:p>
-        </w:tc>
-        <w:tc>
-          <w:tcPr>
-            <w:tcW w:w="1183" w:type="dxa"/>
-          </w:tcPr>
-          <w:p>
-            <w:pPr>
-              <w:pStyle w:val="--3"/>
-            </w:pPr>
-            <w:r>
-              <w:rPr>
-                <w:sz w:val="14"/>
-                <w:rFonts w:ascii="Arial" w:hAnsi="Arial"/>
-              </w:rPr>
-              <w:t xml:space="preserve">не выше 20°C</w:t>
-            </w:r>
-          </w:p>
-        </w:tc>
-        <w:tc>
-          <w:tcPr>
-            <w:tcW w:w="1126" w:type="dxa"/>
-          </w:tcPr>
-          <w:p>
-            <w:pPr>
-              <w:pStyle w:val="--3"/>
-            </w:pPr>
-            <w:r>
-              <w:rPr>
-                <w:sz w:val="14"/>
-                <w:rFonts w:ascii="Arial" w:hAnsi="Arial"/>
-              </w:rPr>
-              <w:t xml:space="preserve">20 минут</w:t>
-            </w:r>
-          </w:p>
-        </w:tc>
-        <w:tc>
-          <w:tcPr>
-            <w:tcW w:w="510" w:type="dxa"/>
-            <w:vMerge/>
-            <w:noWrap/>
-            <w:tcMar>
-              <w:left w:w="0" w:type="dxa"/>
-              <w:right w:w="0" w:type="dxa"/>
-            </w:tcMar>
-            <w:textDirection w:val="btLr"/>
-            <w:tcFitText/>
-            <w:vAlign w:val="center"/>
-          </w:tcPr>
-          <w:p/>
-        </w:tc>
-        <w:tc>
-          <w:tcPr>
-            <w:tcW w:w="958" w:type="dxa"/>
-            <w:vMerge/>
-          </w:tcPr>
-          <w:p/>
-        </w:tc>
-        <w:tc>
-          <w:tcPr>
-            <w:tcW w:w="1351" w:type="dxa"/>
-            <w:vMerge/>
-          </w:tcPr>
-          <w:p/>
-        </w:tc>
-        <w:tc>
-          <w:tcPr>
-            <w:tcW w:w="1688" w:type="dxa"/>
-            <w:vMerge/>
-          </w:tcPr>
-          <w:p/>
-        </w:tc>
-      </w:tr>
-      <w:tr>
-        <w:tc>
-          <w:tcPr>
-            <w:tcW w:w="1688" w:type="dxa"/>
-            <w:vMerge w:val="restart"/>
-          </w:tcPr>
-          <w:p>
-            <w:pPr>
-              <w:pStyle w:val="--2"/>
-            </w:pPr>
-            <w:r>
-              <w:rPr>
-                <w:sz w:val="14"/>
-                <w:rFonts w:ascii="Arial" w:hAnsi="Arial"/>
-              </w:rPr>
-              <w:t xml:space="preserve">выключатели, дверные ручки, лестничные перила</w:t>
-            </w:r>
-          </w:p>
-        </w:tc>
-        <w:tc>
-          <w:tcPr>
-            <w:tcW w:w="1408" w:type="dxa"/>
-          </w:tcPr>
-          <w:p>
-            <w:pPr>
-              <w:pStyle w:val="--2"/>
-            </w:pPr>
-            <w:r>
-              <w:rPr>
-                <w:sz w:val="14"/>
-                <w:rFonts w:ascii="Arial" w:hAnsi="Arial"/>
-              </w:rPr>
-              <w:t xml:space="preserve">мойка</w:t>
-            </w:r>
-          </w:p>
-        </w:tc>
-        <w:tc>
-          <w:tcPr>
-            <w:tcW w:w="506" w:type="dxa"/>
-            <w:vMerge w:val="restart"/>
-            <w:tcMar>
-              <w:left w:w="0" w:type="dxa"/>
-              <w:right w:w="0" w:type="dxa"/>
-            </w:tcMar>
-            <w:textDirection w:val="btLr"/>
-            <w:vAlign w:val="center"/>
-          </w:tcPr>
-          <w:p>
-            <w:pPr>
-              <w:pStyle w:val="--3"/>
-            </w:pPr>
-            <w:r>
-              <w:rPr>
-                <w:sz w:val="14"/>
-                <w:rFonts w:ascii="Arial" w:hAnsi="Arial"/>
-              </w:rPr>
-              <w:t xml:space="preserve"/>
-            </w:r>
-          </w:p>
-        </w:tc>
-        <w:tc>
-          <w:tcPr>
-            <w:tcW w:w="1913" w:type="dxa"/>
-            <w:shd w:val="clear" w:color="auto" w:fill="99FF99"/>
-          </w:tcPr>
-          <w:p>
-            <w:pPr>
-              <w:pStyle w:val="-0"/>
-            </w:pPr>
-            <w:r>
-              <w:rPr>
-                <w:rFonts w:ascii="Arial" w:hAnsi="Arial"/>
-                <w:b/>
-                <w:sz w:val="14"/>
-              </w:rPr>
-              <w:t>ХИМИТЕК КУХМАСТЕР для дозирующих систем</w:t>
-            </w:r>
-          </w:p>
-        </w:tc>
-        <w:tc>
-          <w:tcPr>
-            <w:tcW w:w="1520" w:type="dxa"/>
-          </w:tcPr>
-          <w:p>
-            <w:pPr>
-              <w:pStyle w:val="--2"/>
-            </w:pPr>
-            <w:r>
-              <w:rPr>
-                <w:sz w:val="14"/>
-                <w:rFonts w:ascii="Arial" w:hAnsi="Arial"/>
-              </w:rPr>
-              <w:t xml:space="preserve">ручной (протирание)</w:t>
-            </w:r>
-          </w:p>
-        </w:tc>
-        <w:tc>
-          <w:tcPr>
-            <w:tcW w:w="2025" w:type="dxa"/>
-          </w:tcPr>
-          <w:p>
-            <w:pPr>
-              <w:pStyle w:val="--3"/>
-            </w:pPr>
-            <w:r>
-              <w:rPr>
-                <w:rFonts w:ascii="Arial" w:hAnsi="Arial"/>
-                <w:sz w:val="14"/>
-              </w:rPr>
-              <w:t>3,0 % - 4,0 %</w:t>
-            </w:r>
-            <w:r>
-              <w:br/>
-            </w:r>
-            <w:r>
-              <w:rPr>
-                <w:rFonts w:ascii="Arial" w:hAnsi="Arial"/>
-                <w:sz w:val="14"/>
-              </w:rPr>
-              <w:t>дозирующая система ProMax</w:t>
-            </w:r>
-          </w:p>
-        </w:tc>
-        <w:tc>
-          <w:tcPr>
-            <w:tcW w:w="1183" w:type="dxa"/>
-          </w:tcPr>
-          <w:p>
-            <w:pPr>
-              <w:pStyle w:val="--3"/>
-            </w:pPr>
-            <w:r>
-              <w:rPr>
-                <w:sz w:val="14"/>
-                <w:rFonts w:ascii="Arial" w:hAnsi="Arial"/>
-              </w:rPr>
-              <w:t xml:space="preserve">не ниже 40°C</w:t>
-            </w:r>
-          </w:p>
-        </w:tc>
-        <w:tc>
-          <w:tcPr>
-            <w:tcW w:w="1126" w:type="dxa"/>
-          </w:tcPr>
-          <w:p>
-            <w:pPr>
-              <w:pStyle w:val="--3"/>
-            </w:pPr>
-            <w:r>
-              <w:rPr>
-                <w:sz w:val="14"/>
-                <w:rFonts w:ascii="Arial" w:hAnsi="Arial"/>
-              </w:rPr>
-              <w:t xml:space="preserve">___________</w:t>
-            </w:r>
-          </w:p>
-        </w:tc>
-        <w:tc>
-          <w:tcPr>
-            <w:tcW w:w="510" w:type="dxa"/>
-            <w:vMerge w:val="restart"/>
-            <w:noWrap/>
-            <w:tcMar>
-              <w:left w:w="0" w:type="dxa"/>
-              <w:right w:w="0" w:type="dxa"/>
-            </w:tcMar>
-            <w:textDirection w:val="btLr"/>
-            <w:tcFitText/>
-            <w:vAlign w:val="center"/>
-          </w:tcPr>
-          <w:p>
-            <w:pPr>
-              <w:pStyle w:val="--3"/>
-            </w:pPr>
-            <w:r>
-              <w:rPr>
-                <w:sz w:val="14"/>
-                <w:rFonts w:ascii="Arial" w:hAnsi="Arial"/>
-                <w:b/>
-              </w:rPr>
-              <w:t xml:space="preserve">промаркированный</w:t>
-            </w:r>
-          </w:p>
-        </w:tc>
-        <w:tc>
-          <w:tcPr>
-            <w:tcW w:w="958" w:type="dxa"/>
-            <w:vMerge w:val="restart"/>
-          </w:tcPr>
-          <w:p>
-            <w:pPr>
-              <w:pStyle w:val="--3"/>
-            </w:pPr>
-            <w:r>
-              <w:rPr>
-                <w:sz w:val="14"/>
-                <w:rFonts w:ascii="Arial" w:hAnsi="Arial"/>
-              </w:rPr>
-              <w:t xml:space="preserve">1 раз в смену, по мере загрязнения</w:t>
-            </w:r>
-          </w:p>
-        </w:tc>
-        <w:tc>
-          <w:tcPr>
-            <w:tcW w:w="1351" w:type="dxa"/>
-            <w:vMerge w:val="restart"/>
-          </w:tcPr>
-          <w:p>
-            <w:pPr>
-              <w:pStyle w:val="--2"/>
-            </w:pPr>
-            <w:r>
-              <w:rPr>
-                <w:sz w:val="14"/>
-                <w:rFonts w:ascii="Arial" w:hAnsi="Arial"/>
-              </w:rPr>
-              <w:t xml:space="preserve">мойщица-уборщица</w:t>
-            </w:r>
-          </w:p>
-        </w:tc>
-        <w:tc>
-          <w:tcPr>
-            <w:tcW w:w="1688" w:type="dxa"/>
-            <w:vMerge w:val="restart"/>
-          </w:tcPr>
-          <w:p>
-            <w:pPr>
-              <w:pStyle w:val="--2"/>
-            </w:pPr>
-            <w:r>
-              <w:rPr>
-                <w:sz w:val="14"/>
-                <w:rFonts w:ascii="Arial" w:hAnsi="Arial"/>
-              </w:rPr>
-              <w:t xml:space="preserve">визуальный контроль/ старшая мойщица-уборщица</w:t>
-            </w:r>
-          </w:p>
-        </w:tc>
-      </w:tr>
-      <w:tr>
-        <w:tc>
-          <w:tcPr>
-            <w:tcW w:w="1688" w:type="dxa"/>
-            <w:vMerge/>
-          </w:tcPr>
-          <w:p/>
-        </w:tc>
-        <w:tc>
-          <w:tcPr>
-            <w:tcW w:w="1408" w:type="dxa"/>
-          </w:tcPr>
-          <w:p>
-            <w:pPr>
-              <w:pStyle w:val="--2"/>
-            </w:pPr>
-            <w:r>
-              <w:rPr>
-                <w:sz w:val="14"/>
-                <w:rFonts w:ascii="Arial" w:hAnsi="Arial"/>
-              </w:rPr>
-              <w:t xml:space="preserve">дезинфекция</w:t>
-            </w:r>
-          </w:p>
-        </w:tc>
-        <w:tc>
-          <w:tcPr>
-            <w:tcW w:w="506" w:type="dxa"/>
-            <w:vMerge/>
-            <w:tcMar>
-              <w:left w:w="0" w:type="dxa"/>
-              <w:right w:w="0" w:type="dxa"/>
-            </w:tcMar>
-            <w:textDirection w:val="btLr"/>
-            <w:vAlign w:val="center"/>
-          </w:tcPr>
-          <w:p/>
-        </w:tc>
-        <w:tc>
-          <w:tcPr>
-            <w:tcW w:w="1913" w:type="dxa"/>
-            <w:shd w:val="clear" w:color="auto" w:fill="FFFFCC"/>
-          </w:tcPr>
-          <w:p>
-            <w:pPr>
-              <w:pStyle w:val="-0"/>
-            </w:pPr>
-            <w:r>
-              <w:rPr>
-                <w:rFonts w:ascii="Arial" w:hAnsi="Arial"/>
-                <w:b/>
-                <w:sz w:val="14"/>
-              </w:rPr>
-              <w:t>ХИМИТЕК ПОЛИДЕЗ</w:t>
-            </w:r>
-            <w:r>
-              <w:rPr>
-                <w:rFonts w:ascii="Arial" w:hAnsi="Arial"/>
-                <w:b/>
-                <w:sz w:val="14"/>
-                <w:vertAlign w:val="superscript"/>
-              </w:rPr>
-              <w:t>®</w:t>
-            </w:r>
-            <w:r>
-              <w:rPr>
-                <w:rFonts w:ascii="Arial" w:hAnsi="Arial"/>
-                <w:b/>
-                <w:sz w:val="14"/>
-              </w:rPr>
-              <w:t>-СУПЕР</w:t>
-            </w:r>
-          </w:p>
-        </w:tc>
-        <w:tc>
-          <w:tcPr>
-            <w:tcW w:w="1520" w:type="dxa"/>
-          </w:tcPr>
-          <w:p>
-            <w:pPr>
-              <w:pStyle w:val="--2"/>
-            </w:pPr>
-            <w:r>
-              <w:rPr>
-                <w:sz w:val="14"/>
-                <w:rFonts w:ascii="Arial" w:hAnsi="Arial"/>
-              </w:rPr>
-              <w:t xml:space="preserve">протирание</w:t>
-            </w:r>
-          </w:p>
-        </w:tc>
-        <w:tc>
-          <w:tcPr>
-            <w:tcW w:w="2025" w:type="dxa"/>
-          </w:tcPr>
-          <w:p>
-            <w:pPr>
-              <w:pStyle w:val="--3"/>
-            </w:pPr>
-            <w:r>
-              <w:rPr>
-                <w:rFonts w:ascii="Arial" w:hAnsi="Arial"/>
-                <w:sz w:val="14"/>
-              </w:rPr>
-              <w:t>0,03 % - 0,05 % (по НУК)</w:t>
-            </w:r>
-            <w:r>
-              <w:br/>
-            </w:r>
-            <w:r>
-              <w:rPr>
-                <w:rFonts w:ascii="Arial" w:hAnsi="Arial"/>
-                <w:sz w:val="14"/>
-              </w:rPr>
-              <w:t>дозирующая система ProMax</w:t>
-            </w:r>
-          </w:p>
-        </w:tc>
-        <w:tc>
-          <w:tcPr>
-            <w:tcW w:w="1183" w:type="dxa"/>
-          </w:tcPr>
-          <w:p>
-            <w:pPr>
-              <w:pStyle w:val="--3"/>
-            </w:pPr>
-            <w:r>
-              <w:rPr>
-                <w:sz w:val="14"/>
-                <w:rFonts w:ascii="Arial" w:hAnsi="Arial"/>
-              </w:rPr>
-              <w:t xml:space="preserve">не выше 20°C</w:t>
-            </w:r>
-          </w:p>
-        </w:tc>
-        <w:tc>
-          <w:tcPr>
-            <w:tcW w:w="1126" w:type="dxa"/>
-          </w:tcPr>
-          <w:p>
-            <w:pPr>
-              <w:pStyle w:val="--3"/>
-            </w:pPr>
-            <w:r>
-              <w:rPr>
-                <w:sz w:val="14"/>
-                <w:rFonts w:ascii="Arial" w:hAnsi="Arial"/>
-              </w:rPr>
-              <w:t xml:space="preserve">20 минут</w:t>
-            </w:r>
-          </w:p>
-        </w:tc>
-        <w:tc>
-          <w:tcPr>
-            <w:tcW w:w="510" w:type="dxa"/>
-            <w:vMerge/>
-            <w:noWrap/>
-            <w:tcMar>
-              <w:left w:w="0" w:type="dxa"/>
-              <w:right w:w="0" w:type="dxa"/>
-            </w:tcMar>
-            <w:textDirection w:val="btLr"/>
-            <w:tcFitText/>
-            <w:vAlign w:val="center"/>
-          </w:tcPr>
-          <w:p/>
-        </w:tc>
-        <w:tc>
-          <w:tcPr>
-            <w:tcW w:w="958" w:type="dxa"/>
-            <w:vMerge/>
-          </w:tcPr>
-          <w:p/>
-        </w:tc>
-        <w:tc>
-          <w:tcPr>
-            <w:tcW w:w="1351" w:type="dxa"/>
-            <w:vMerge/>
-          </w:tcPr>
-          <w:p/>
-        </w:tc>
-        <w:tc>
-          <w:tcPr>
-            <w:tcW w:w="1688" w:type="dxa"/>
-            <w:vMerge/>
-          </w:tcPr>
-          <w:p/>
-        </w:tc>
-      </w:tr>
-      <w:tr>
-        <w:tc>
-          <w:tcPr>
-            <w:tcW w:w="1688" w:type="dxa"/>
-            <w:vMerge w:val="restart"/>
-          </w:tcPr>
-          <w:p>
-            <w:pPr>
-              <w:pStyle w:val="--2"/>
-            </w:pPr>
-            <w:r>
-              <w:rPr>
-                <w:sz w:val="14"/>
-                <w:rFonts w:ascii="Arial" w:hAnsi="Arial"/>
-              </w:rPr>
-              <w:t xml:space="preserve">держатели для уборочного инвентаря</w:t>
-            </w:r>
-          </w:p>
-        </w:tc>
-        <w:tc>
-          <w:tcPr>
-            <w:tcW w:w="1408" w:type="dxa"/>
-          </w:tcPr>
-          <w:p>
-            <w:pPr>
-              <w:pStyle w:val="--2"/>
-            </w:pPr>
-            <w:r>
-              <w:rPr>
-                <w:sz w:val="14"/>
-                <w:rFonts w:ascii="Arial" w:hAnsi="Arial"/>
-              </w:rPr>
-              <w:t xml:space="preserve">мойка</w:t>
-            </w:r>
-          </w:p>
-        </w:tc>
-        <w:tc>
-          <w:tcPr>
-            <w:tcW w:w="506" w:type="dxa"/>
-            <w:vMerge w:val="restart"/>
-            <w:tcMar>
-              <w:left w:w="0" w:type="dxa"/>
-              <w:right w:w="0" w:type="dxa"/>
-            </w:tcMar>
-            <w:textDirection w:val="btLr"/>
-            <w:vAlign w:val="center"/>
-          </w:tcPr>
-          <w:p>
-            <w:pPr>
-              <w:pStyle w:val="--3"/>
-            </w:pPr>
-            <w:r>
-              <w:rPr>
-                <w:sz w:val="14"/>
-                <w:rFonts w:ascii="Arial" w:hAnsi="Arial"/>
-              </w:rPr>
-              <w:t xml:space="preserve"/>
-            </w:r>
-          </w:p>
-        </w:tc>
-        <w:tc>
-          <w:tcPr>
-            <w:tcW w:w="1913" w:type="dxa"/>
-            <w:shd w:val="clear" w:color="auto" w:fill="99FF99"/>
-          </w:tcPr>
-          <w:p>
-            <w:pPr>
-              <w:pStyle w:val="-0"/>
-            </w:pPr>
-            <w:r>
-              <w:rPr>
-                <w:rFonts w:ascii="Arial" w:hAnsi="Arial"/>
-                <w:b/>
-                <w:sz w:val="14"/>
-              </w:rPr>
-              <w:t>ХИМИТЕК КУХМАСТЕР для дозирующих систем</w:t>
-            </w:r>
-          </w:p>
-        </w:tc>
-        <w:tc>
-          <w:tcPr>
-            <w:tcW w:w="1520" w:type="dxa"/>
-          </w:tcPr>
-          <w:p>
-            <w:pPr>
-              <w:pStyle w:val="--2"/>
-            </w:pPr>
-            <w:r>
-              <w:rPr>
-                <w:sz w:val="14"/>
-                <w:rFonts w:ascii="Arial" w:hAnsi="Arial"/>
-              </w:rPr>
-              <w:t xml:space="preserve">ручной (протирание)</w:t>
-            </w:r>
-          </w:p>
-        </w:tc>
-        <w:tc>
-          <w:tcPr>
-            <w:tcW w:w="2025" w:type="dxa"/>
-          </w:tcPr>
-          <w:p>
-            <w:pPr>
-              <w:pStyle w:val="--3"/>
-            </w:pPr>
-            <w:r>
-              <w:rPr>
-                <w:rFonts w:ascii="Arial" w:hAnsi="Arial"/>
-                <w:sz w:val="14"/>
-              </w:rPr>
-              <w:t>3,0 % - 4,0 %</w:t>
-            </w:r>
-            <w:r>
-              <w:br/>
-            </w:r>
-            <w:r>
-              <w:rPr>
-                <w:rFonts w:ascii="Arial" w:hAnsi="Arial"/>
-                <w:sz w:val="14"/>
-              </w:rPr>
-              <w:t>дозирующая система ProMax</w:t>
-            </w:r>
-          </w:p>
-        </w:tc>
-        <w:tc>
-          <w:tcPr>
-            <w:tcW w:w="1183" w:type="dxa"/>
-          </w:tcPr>
-          <w:p>
-            <w:pPr>
-              <w:pStyle w:val="--3"/>
-            </w:pPr>
-            <w:r>
-              <w:rPr>
-                <w:sz w:val="14"/>
-                <w:rFonts w:ascii="Arial" w:hAnsi="Arial"/>
-              </w:rPr>
-              <w:t xml:space="preserve">не ниже 40°C</w:t>
-            </w:r>
-          </w:p>
-        </w:tc>
-        <w:tc>
-          <w:tcPr>
-            <w:tcW w:w="1126" w:type="dxa"/>
-          </w:tcPr>
-          <w:p>
-            <w:pPr>
-              <w:pStyle w:val="--3"/>
-            </w:pPr>
-            <w:r>
-              <w:rPr>
-                <w:sz w:val="14"/>
-                <w:rFonts w:ascii="Arial" w:hAnsi="Arial"/>
-              </w:rPr>
-              <w:t xml:space="preserve">___________</w:t>
-            </w:r>
-          </w:p>
-        </w:tc>
-        <w:tc>
-          <w:tcPr>
-            <w:tcW w:w="510" w:type="dxa"/>
-            <w:vMerge w:val="restart"/>
-            <w:noWrap/>
-            <w:tcMar>
-              <w:left w:w="0" w:type="dxa"/>
-              <w:right w:w="0" w:type="dxa"/>
-            </w:tcMar>
-            <w:textDirection w:val="btLr"/>
-            <w:tcFitText/>
-            <w:vAlign w:val="center"/>
-          </w:tcPr>
-          <w:p>
-            <w:pPr>
-              <w:pStyle w:val="--3"/>
-            </w:pPr>
-            <w:r>
-              <w:rPr>
-                <w:sz w:val="14"/>
-                <w:rFonts w:ascii="Arial" w:hAnsi="Arial"/>
-                <w:b/>
-              </w:rPr>
-              <w:t xml:space="preserve">промаркированный</w:t>
-            </w:r>
-          </w:p>
-        </w:tc>
-        <w:tc>
-          <w:tcPr>
-            <w:tcW w:w="958" w:type="dxa"/>
-            <w:vMerge w:val="restart"/>
-          </w:tcPr>
-          <w:p>
-            <w:pPr>
-              <w:pStyle w:val="--3"/>
-            </w:pPr>
-            <w:r>
-              <w:rPr>
-                <w:sz w:val="14"/>
-                <w:rFonts w:ascii="Arial" w:hAnsi="Arial"/>
-              </w:rPr>
-              <w:t xml:space="preserve">1 раз в смену</w:t>
-            </w:r>
-          </w:p>
-        </w:tc>
-        <w:tc>
-          <w:tcPr>
-            <w:tcW w:w="1351" w:type="dxa"/>
-            <w:vMerge w:val="restart"/>
-          </w:tcPr>
-          <w:p>
-            <w:pPr>
-              <w:pStyle w:val="--2"/>
-            </w:pPr>
-            <w:r>
-              <w:rPr>
-                <w:sz w:val="14"/>
-                <w:rFonts w:ascii="Arial" w:hAnsi="Arial"/>
-              </w:rPr>
-              <w:t xml:space="preserve">мойщица-уборщица</w:t>
-            </w:r>
-          </w:p>
-        </w:tc>
-        <w:tc>
-          <w:tcPr>
-            <w:tcW w:w="1688" w:type="dxa"/>
-            <w:vMerge w:val="restart"/>
-          </w:tcPr>
-          <w:p>
-            <w:pPr>
-              <w:pStyle w:val="--2"/>
-            </w:pPr>
-            <w:r>
-              <w:rPr>
-                <w:sz w:val="14"/>
-                <w:rFonts w:ascii="Arial" w:hAnsi="Arial"/>
-              </w:rPr>
-              <w:t xml:space="preserve">визуальный контроль/ старшая мойщица-уборщица</w:t>
-            </w:r>
-          </w:p>
-        </w:tc>
-      </w:tr>
-      <w:tr>
-        <w:tc>
-          <w:tcPr>
-            <w:tcW w:w="1688" w:type="dxa"/>
-            <w:vMerge/>
-          </w:tcPr>
-          <w:p/>
-        </w:tc>
-        <w:tc>
-          <w:tcPr>
-            <w:tcW w:w="1408" w:type="dxa"/>
-          </w:tcPr>
-          <w:p>
-            <w:pPr>
-              <w:pStyle w:val="--2"/>
-            </w:pPr>
-            <w:r>
-              <w:rPr>
-                <w:sz w:val="14"/>
-                <w:rFonts w:ascii="Arial" w:hAnsi="Arial"/>
-              </w:rPr>
-              <w:t xml:space="preserve">дезинфекция</w:t>
-            </w:r>
-          </w:p>
-        </w:tc>
-        <w:tc>
-          <w:tcPr>
-            <w:tcW w:w="506" w:type="dxa"/>
-            <w:vMerge/>
-            <w:tcMar>
-              <w:left w:w="0" w:type="dxa"/>
-              <w:right w:w="0" w:type="dxa"/>
-            </w:tcMar>
-            <w:textDirection w:val="btLr"/>
-            <w:vAlign w:val="center"/>
-          </w:tcPr>
-          <w:p/>
-        </w:tc>
-        <w:tc>
-          <w:tcPr>
-            <w:tcW w:w="1913" w:type="dxa"/>
-            <w:shd w:val="clear" w:color="auto" w:fill="FFFFCC"/>
-          </w:tcPr>
-          <w:p>
-            <w:pPr>
-              <w:pStyle w:val="-0"/>
-            </w:pPr>
-            <w:r>
-              <w:rPr>
-                <w:rFonts w:ascii="Arial" w:hAnsi="Arial"/>
-                <w:b/>
-                <w:sz w:val="14"/>
-              </w:rPr>
-              <w:t>ХИМИТЕК ПОЛИДЕЗ</w:t>
-            </w:r>
-            <w:r>
-              <w:rPr>
-                <w:rFonts w:ascii="Arial" w:hAnsi="Arial"/>
-                <w:b/>
-                <w:sz w:val="14"/>
-                <w:vertAlign w:val="superscript"/>
-              </w:rPr>
-              <w:t>®</w:t>
-            </w:r>
-            <w:r>
-              <w:rPr>
-                <w:rFonts w:ascii="Arial" w:hAnsi="Arial"/>
-                <w:b/>
-                <w:sz w:val="14"/>
-              </w:rPr>
-              <w:t>-СУПЕР</w:t>
-            </w:r>
-          </w:p>
-        </w:tc>
-        <w:tc>
-          <w:tcPr>
-            <w:tcW w:w="1520" w:type="dxa"/>
-          </w:tcPr>
-          <w:p>
-            <w:pPr>
-              <w:pStyle w:val="--2"/>
-            </w:pPr>
-            <w:r>
-              <w:rPr>
-                <w:sz w:val="14"/>
-                <w:rFonts w:ascii="Arial" w:hAnsi="Arial"/>
-              </w:rPr>
-              <w:t xml:space="preserve">протирание</w:t>
-            </w:r>
-          </w:p>
-        </w:tc>
-        <w:tc>
-          <w:tcPr>
-            <w:tcW w:w="2025" w:type="dxa"/>
-          </w:tcPr>
-          <w:p>
-            <w:pPr>
-              <w:pStyle w:val="--3"/>
-            </w:pPr>
-            <w:r>
-              <w:rPr>
-                <w:rFonts w:ascii="Arial" w:hAnsi="Arial"/>
-                <w:sz w:val="14"/>
-              </w:rPr>
-              <w:t>0,03 % - 0,05 % (по НУК)</w:t>
-            </w:r>
-            <w:r>
-              <w:br/>
-            </w:r>
-            <w:r>
-              <w:rPr>
-                <w:rFonts w:ascii="Arial" w:hAnsi="Arial"/>
-                <w:sz w:val="14"/>
-              </w:rPr>
-              <w:t>дозирующая система ProMax</w:t>
-            </w:r>
-          </w:p>
-        </w:tc>
-        <w:tc>
-          <w:tcPr>
-            <w:tcW w:w="1183" w:type="dxa"/>
-          </w:tcPr>
-          <w:p>
-            <w:pPr>
-              <w:pStyle w:val="--3"/>
-            </w:pPr>
-            <w:r>
-              <w:rPr>
-                <w:sz w:val="14"/>
-                <w:rFonts w:ascii="Arial" w:hAnsi="Arial"/>
-              </w:rPr>
-              <w:t xml:space="preserve">18-20°C</w:t>
-            </w:r>
-          </w:p>
-        </w:tc>
-        <w:tc>
-          <w:tcPr>
-            <w:tcW w:w="1126" w:type="dxa"/>
-          </w:tcPr>
-          <w:p>
-            <w:pPr>
-              <w:pStyle w:val="--3"/>
-            </w:pPr>
-            <w:r>
-              <w:rPr>
-                <w:sz w:val="14"/>
-                <w:rFonts w:ascii="Arial" w:hAnsi="Arial"/>
-              </w:rPr>
-              <w:t xml:space="preserve">20 минут</w:t>
-            </w:r>
-          </w:p>
-        </w:tc>
-        <w:tc>
-          <w:tcPr>
-            <w:tcW w:w="510" w:type="dxa"/>
-            <w:vMerge/>
-            <w:noWrap/>
-            <w:tcMar>
-              <w:left w:w="0" w:type="dxa"/>
-              <w:right w:w="0" w:type="dxa"/>
-            </w:tcMar>
-            <w:textDirection w:val="btLr"/>
-            <w:tcFitText/>
-            <w:vAlign w:val="center"/>
-          </w:tcPr>
-          <w:p/>
-        </w:tc>
-        <w:tc>
-          <w:tcPr>
-            <w:tcW w:w="958" w:type="dxa"/>
-            <w:vMerge/>
-          </w:tcPr>
-          <w:p/>
-        </w:tc>
-        <w:tc>
-          <w:tcPr>
-            <w:tcW w:w="1351" w:type="dxa"/>
-            <w:vMerge/>
-          </w:tcPr>
-          <w:p/>
-        </w:tc>
-        <w:tc>
-          <w:tcPr>
-            <w:tcW w:w="1688" w:type="dxa"/>
-            <w:vMerge/>
-          </w:tcPr>
-          <w:p/>
-        </w:tc>
-      </w:tr>
-      <w:tr>
-        <w:tc>
-          <w:tcPr>
-            <w:tcW w:w="1688" w:type="dxa"/>
-            <w:vMerge w:val="restart"/>
-          </w:tcPr>
-          <w:p>
-            <w:pPr>
-              <w:pStyle w:val="--2"/>
-            </w:pPr>
-            <w:r>
-              <w:rPr>
-                <w:sz w:val="14"/>
-                <w:rFonts w:ascii="Arial" w:hAnsi="Arial"/>
-              </w:rPr>
-              <w:t xml:space="preserve">стеллажи, шкафы</w:t>
-            </w:r>
-          </w:p>
-        </w:tc>
-        <w:tc>
-          <w:tcPr>
-            <w:tcW w:w="1408" w:type="dxa"/>
-          </w:tcPr>
-          <w:p>
-            <w:pPr>
-              <w:pStyle w:val="--2"/>
-            </w:pPr>
-            <w:r>
-              <w:rPr>
-                <w:sz w:val="14"/>
-                <w:rFonts w:ascii="Arial" w:hAnsi="Arial"/>
-              </w:rPr>
-              <w:t xml:space="preserve">мойка</w:t>
-            </w:r>
-          </w:p>
-        </w:tc>
-        <w:tc>
-          <w:tcPr>
-            <w:tcW w:w="506" w:type="dxa"/>
-            <w:vMerge w:val="restart"/>
-            <w:tcMar>
-              <w:left w:w="0" w:type="dxa"/>
-              <w:right w:w="0" w:type="dxa"/>
-            </w:tcMar>
-            <w:textDirection w:val="btLr"/>
-            <w:vAlign w:val="center"/>
-          </w:tcPr>
-          <w:p>
-            <w:pPr>
-              <w:pStyle w:val="--3"/>
-            </w:pPr>
-            <w:r>
-              <w:rPr>
-                <w:sz w:val="14"/>
-                <w:rFonts w:ascii="Arial" w:hAnsi="Arial"/>
-              </w:rPr>
-              <w:t xml:space="preserve"/>
-            </w:r>
-          </w:p>
-        </w:tc>
-        <w:tc>
-          <w:tcPr>
-            <w:tcW w:w="1913" w:type="dxa"/>
-            <w:shd w:val="clear" w:color="auto" w:fill="99FF99"/>
-          </w:tcPr>
-          <w:p>
-            <w:pPr>
-              <w:pStyle w:val="-0"/>
-            </w:pPr>
-            <w:r>
-              <w:rPr>
-                <w:rFonts w:ascii="Arial" w:hAnsi="Arial"/>
-                <w:b/>
-                <w:sz w:val="14"/>
-              </w:rPr>
-              <w:t>ХИМИТЕК КУХМАСТЕР для дозирующих систем</w:t>
-            </w:r>
-          </w:p>
-        </w:tc>
-        <w:tc>
-          <w:tcPr>
-            <w:tcW w:w="1520" w:type="dxa"/>
-          </w:tcPr>
-          <w:p>
-            <w:pPr>
-              <w:pStyle w:val="--2"/>
-            </w:pPr>
-            <w:r>
-              <w:rPr>
-                <w:sz w:val="14"/>
-                <w:rFonts w:ascii="Arial" w:hAnsi="Arial"/>
-              </w:rPr>
-              <w:t xml:space="preserve">ручной (протирание, обработка щёткой)</w:t>
-            </w:r>
-          </w:p>
-        </w:tc>
-        <w:tc>
-          <w:tcPr>
-            <w:tcW w:w="2025" w:type="dxa"/>
-          </w:tcPr>
-          <w:p>
-            <w:pPr>
-              <w:pStyle w:val="--3"/>
-            </w:pPr>
-            <w:r>
-              <w:rPr>
-                <w:rFonts w:ascii="Arial" w:hAnsi="Arial"/>
-                <w:sz w:val="14"/>
-              </w:rPr>
-              <w:t>3,0 % - 4,0 %</w:t>
-            </w:r>
-            <w:r>
-              <w:br/>
-            </w:r>
-            <w:r>
-              <w:rPr>
-                <w:rFonts w:ascii="Arial" w:hAnsi="Arial"/>
-                <w:sz w:val="14"/>
-              </w:rPr>
-              <w:t>дозирующая система ProMax</w:t>
-            </w:r>
-          </w:p>
-        </w:tc>
-        <w:tc>
-          <w:tcPr>
-            <w:tcW w:w="1183" w:type="dxa"/>
-          </w:tcPr>
-          <w:p>
-            <w:pPr>
-              <w:pStyle w:val="--3"/>
-            </w:pPr>
-            <w:r>
-              <w:rPr>
-                <w:sz w:val="14"/>
-                <w:rFonts w:ascii="Arial" w:hAnsi="Arial"/>
-              </w:rPr>
-              <w:t xml:space="preserve">не ниже 40°C</w:t>
-            </w:r>
-          </w:p>
-        </w:tc>
-        <w:tc>
-          <w:tcPr>
-            <w:tcW w:w="1126" w:type="dxa"/>
-          </w:tcPr>
-          <w:p>
-            <w:pPr>
-              <w:pStyle w:val="--3"/>
-            </w:pPr>
-            <w:r>
-              <w:rPr>
-                <w:sz w:val="14"/>
-                <w:rFonts w:ascii="Arial" w:hAnsi="Arial"/>
-              </w:rPr>
-              <w:t xml:space="preserve">___________</w:t>
-            </w:r>
-          </w:p>
-        </w:tc>
-        <w:tc>
-          <w:tcPr>
-            <w:tcW w:w="510" w:type="dxa"/>
-            <w:vMerge w:val="restart"/>
-            <w:noWrap/>
-            <w:tcMar>
-              <w:left w:w="0" w:type="dxa"/>
-              <w:right w:w="0" w:type="dxa"/>
-            </w:tcMar>
-            <w:textDirection w:val="btLr"/>
-            <w:tcFitText/>
-            <w:vAlign w:val="center"/>
-          </w:tcPr>
-          <w:p>
-            <w:pPr>
-              <w:pStyle w:val="--3"/>
-            </w:pPr>
-            <w:r>
-              <w:rPr>
-                <w:sz w:val="14"/>
-                <w:rFonts w:ascii="Arial" w:hAnsi="Arial"/>
-                <w:b/>
-              </w:rPr>
-              <w:t xml:space="preserve">промаркированный</w:t>
-            </w:r>
-          </w:p>
-        </w:tc>
-        <w:tc>
-          <w:tcPr>
-            <w:tcW w:w="958" w:type="dxa"/>
-            <w:vMerge w:val="restart"/>
-          </w:tcPr>
-          <w:p>
-            <w:pPr>
-              <w:pStyle w:val="--3"/>
-            </w:pPr>
-            <w:r>
-              <w:rPr>
-                <w:sz w:val="14"/>
-                <w:rFonts w:ascii="Arial" w:hAnsi="Arial"/>
-              </w:rPr>
-              <w:t xml:space="preserve">1 раз в месяц</w:t>
-            </w:r>
-          </w:p>
-        </w:tc>
-        <w:tc>
-          <w:tcPr>
-            <w:tcW w:w="1351" w:type="dxa"/>
-            <w:vMerge w:val="restart"/>
-          </w:tcPr>
-          <w:p>
-            <w:pPr>
-              <w:pStyle w:val="--2"/>
-            </w:pPr>
-            <w:r>
-              <w:rPr>
-                <w:sz w:val="14"/>
-                <w:rFonts w:ascii="Arial" w:hAnsi="Arial"/>
-              </w:rPr>
-              <w:t xml:space="preserve">мойщица-уборщица</w:t>
-            </w:r>
-          </w:p>
-        </w:tc>
-        <w:tc>
-          <w:tcPr>
-            <w:tcW w:w="1688" w:type="dxa"/>
-            <w:vMerge w:val="restart"/>
-          </w:tcPr>
-          <w:p>
-            <w:pPr>
-              <w:pStyle w:val="--2"/>
-            </w:pPr>
-            <w:r>
-              <w:rPr>
-                <w:sz w:val="14"/>
-                <w:rFonts w:ascii="Arial" w:hAnsi="Arial"/>
-              </w:rPr>
-              <w:t xml:space="preserve">визуальный контроль/ старшая мойщица-уборщица</w:t>
-            </w:r>
-          </w:p>
-        </w:tc>
-      </w:tr>
-      <w:tr>
-        <w:tc>
-          <w:tcPr>
-            <w:tcW w:w="1688" w:type="dxa"/>
-            <w:vMerge/>
-          </w:tcPr>
-          <w:p/>
-        </w:tc>
-        <w:tc>
-          <w:tcPr>
-            <w:tcW w:w="1408" w:type="dxa"/>
-          </w:tcPr>
-          <w:p>
-            <w:pPr>
-              <w:pStyle w:val="--2"/>
-            </w:pPr>
-            <w:r>
-              <w:rPr>
-                <w:sz w:val="14"/>
-                <w:rFonts w:ascii="Arial" w:hAnsi="Arial"/>
-              </w:rPr>
-              <w:t xml:space="preserve">дезинфекция</w:t>
-            </w:r>
-          </w:p>
-        </w:tc>
-        <w:tc>
-          <w:tcPr>
-            <w:tcW w:w="506" w:type="dxa"/>
-            <w:vMerge/>
-            <w:tcMar>
-              <w:left w:w="0" w:type="dxa"/>
-              <w:right w:w="0" w:type="dxa"/>
-            </w:tcMar>
-            <w:textDirection w:val="btLr"/>
-            <w:vAlign w:val="center"/>
-          </w:tcPr>
-          <w:p/>
-        </w:tc>
-        <w:tc>
-          <w:tcPr>
-            <w:tcW w:w="1913" w:type="dxa"/>
-            <w:shd w:val="clear" w:color="auto" w:fill="FFFFCC"/>
-          </w:tcPr>
-          <w:p>
-            <w:pPr>
-              <w:pStyle w:val="-0"/>
-            </w:pPr>
-            <w:r>
-              <w:rPr>
-                <w:rFonts w:ascii="Arial" w:hAnsi="Arial"/>
-                <w:b/>
-                <w:sz w:val="14"/>
-              </w:rPr>
-              <w:t>ХИМИТЕК ПОЛИДЕЗ</w:t>
-            </w:r>
-            <w:r>
-              <w:rPr>
-                <w:rFonts w:ascii="Arial" w:hAnsi="Arial"/>
-                <w:b/>
-                <w:sz w:val="14"/>
-                <w:vertAlign w:val="superscript"/>
-              </w:rPr>
-              <w:t>®</w:t>
-            </w:r>
-            <w:r>
-              <w:rPr>
-                <w:rFonts w:ascii="Arial" w:hAnsi="Arial"/>
-                <w:b/>
-                <w:sz w:val="14"/>
-              </w:rPr>
-              <w:t>-СУПЕР</w:t>
-            </w:r>
-          </w:p>
-        </w:tc>
-        <w:tc>
-          <w:tcPr>
-            <w:tcW w:w="1520" w:type="dxa"/>
-          </w:tcPr>
-          <w:p>
-            <w:pPr>
-              <w:pStyle w:val="--2"/>
-            </w:pPr>
-            <w:r>
-              <w:rPr>
-                <w:sz w:val="14"/>
-                <w:rFonts w:ascii="Arial" w:hAnsi="Arial"/>
-              </w:rPr>
-              <w:t xml:space="preserve">протирание</w:t>
-            </w:r>
-          </w:p>
-        </w:tc>
-        <w:tc>
-          <w:tcPr>
-            <w:tcW w:w="2025" w:type="dxa"/>
-          </w:tcPr>
-          <w:p>
-            <w:pPr>
-              <w:pStyle w:val="--3"/>
-            </w:pPr>
-            <w:r>
-              <w:rPr>
-                <w:rFonts w:ascii="Arial" w:hAnsi="Arial"/>
-                <w:sz w:val="14"/>
-              </w:rPr>
-              <w:t>0,03 % - 0,05 % (по НУК)</w:t>
-            </w:r>
-            <w:r>
-              <w:br/>
-            </w:r>
-            <w:r>
-              <w:rPr>
-                <w:rFonts w:ascii="Arial" w:hAnsi="Arial"/>
-                <w:sz w:val="14"/>
-              </w:rPr>
-              <w:t>дозирующая система ProMax</w:t>
-            </w:r>
-          </w:p>
-        </w:tc>
-        <w:tc>
-          <w:tcPr>
-            <w:tcW w:w="1183" w:type="dxa"/>
-          </w:tcPr>
-          <w:p>
-            <w:pPr>
-              <w:pStyle w:val="--3"/>
-            </w:pPr>
-            <w:r>
-              <w:rPr>
-                <w:sz w:val="14"/>
-                <w:rFonts w:ascii="Arial" w:hAnsi="Arial"/>
-              </w:rPr>
-              <w:t xml:space="preserve">не выше 20°C</w:t>
-            </w:r>
-          </w:p>
-        </w:tc>
-        <w:tc>
-          <w:tcPr>
-            <w:tcW w:w="1126" w:type="dxa"/>
-          </w:tcPr>
-          <w:p>
-            <w:pPr>
-              <w:pStyle w:val="--3"/>
-            </w:pPr>
-            <w:r>
-              <w:rPr>
-                <w:sz w:val="14"/>
-                <w:rFonts w:ascii="Arial" w:hAnsi="Arial"/>
-              </w:rPr>
-              <w:t xml:space="preserve">20 минут</w:t>
-            </w:r>
-          </w:p>
-        </w:tc>
-        <w:tc>
-          <w:tcPr>
-            <w:tcW w:w="510" w:type="dxa"/>
-            <w:vMerge/>
-            <w:noWrap/>
-            <w:tcMar>
-              <w:left w:w="0" w:type="dxa"/>
-              <w:right w:w="0" w:type="dxa"/>
-            </w:tcMar>
-            <w:textDirection w:val="btLr"/>
-            <w:tcFitText/>
-            <w:vAlign w:val="center"/>
-          </w:tcPr>
-          <w:p/>
-        </w:tc>
-        <w:tc>
-          <w:tcPr>
-            <w:tcW w:w="958" w:type="dxa"/>
-            <w:vMerge/>
-          </w:tcPr>
-          <w:p/>
-        </w:tc>
-        <w:tc>
-          <w:tcPr>
-            <w:tcW w:w="1351" w:type="dxa"/>
-            <w:vMerge/>
-          </w:tcPr>
-          <w:p/>
-        </w:tc>
-        <w:tc>
-          <w:tcPr>
-            <w:tcW w:w="1688" w:type="dxa"/>
-            <w:vMerge/>
-          </w:tcPr>
-          <w:p/>
-        </w:tc>
-      </w:tr>
-      <w:tr>
-        <w:tc>
-          <w:tcPr>
-            <w:tcW w:w="15876" w:type="dxa"/>
-            <w:gridSpan w:val="12"/>
-            <w:shd w:val="clear" w:color="auto" w:fill="D2D2D2"/>
-          </w:tcPr>
-          <w:p>
-            <w:pPr>
-              <w:pStyle w:val="--2"/>
-            </w:pPr>
-            <w:r>
-              <w:rPr>
-                <w:sz w:val="14"/>
-                <w:rFonts w:ascii="Arial" w:hAnsi="Arial"/>
-                <w:b/>
-              </w:rPr>
-              <w:t xml:space="preserve">Санитарная обработка технологического оборудования</w:t>
-            </w:r>
-          </w:p>
-        </w:tc>
-      </w:tr>
-      <w:tr>
-        <w:tc>
-          <w:tcPr>
-            <w:tcW w:w="1688" w:type="dxa"/>
-            <w:vMerge w:val="restart"/>
-          </w:tcPr>
-          <w:p>
-            <w:pPr>
-              <w:pStyle w:val="--2"/>
-            </w:pPr>
-            <w:r>
-              <w:rPr>
-                <w:sz w:val="14"/>
-                <w:rFonts w:ascii="Arial" w:hAnsi="Arial"/>
-              </w:rPr>
-              <w:t xml:space="preserve">пол</w:t>
-            </w:r>
-          </w:p>
-        </w:tc>
-        <w:tc>
-          <w:tcPr>
-            <w:tcW w:w="1408" w:type="dxa"/>
-          </w:tcPr>
-          <w:p>
-            <w:pPr>
-              <w:pStyle w:val="--2"/>
-            </w:pPr>
-            <w:r>
-              <w:rPr>
-                <w:sz w:val="14"/>
-                <w:rFonts w:ascii="Arial" w:hAnsi="Arial"/>
-              </w:rPr>
-              <w:t xml:space="preserve">мойка</w:t>
-            </w:r>
-          </w:p>
-        </w:tc>
-        <w:tc>
-          <w:tcPr>
-            <w:tcW w:w="506" w:type="dxa"/>
-            <w:vMerge w:val="restart"/>
-            <w:tcMar>
-              <w:left w:w="0" w:type="dxa"/>
-              <w:right w:w="0" w:type="dxa"/>
-            </w:tcMar>
-            <w:textDirection w:val="btLr"/>
-            <w:vAlign w:val="center"/>
-          </w:tcPr>
-          <w:p>
-            <w:pPr>
-              <w:pStyle w:val="--3"/>
-            </w:pPr>
-            <w:r>
-              <w:rPr>
-                <w:sz w:val="14"/>
-                <w:rFonts w:ascii="Arial" w:hAnsi="Arial"/>
-              </w:rPr>
-              <w:t xml:space="preserve"/>
-            </w:r>
-          </w:p>
-        </w:tc>
-        <w:tc>
-          <w:tcPr>
-            <w:tcW w:w="1913" w:type="dxa"/>
-            <w:shd w:val="clear" w:color="auto" w:fill="99FF99"/>
-          </w:tcPr>
-          <w:p>
-            <w:pPr>
-              <w:pStyle w:val="-0"/>
-            </w:pPr>
-            <w:r>
-              <w:rPr>
-                <w:rFonts w:ascii="Arial" w:hAnsi="Arial"/>
-                <w:b/>
-                <w:sz w:val="14"/>
-              </w:rPr>
-              <w:t>ХИМИТЕК КУХМАСТЕР для дозирующих систем</w:t>
-            </w:r>
-          </w:p>
-        </w:tc>
-        <w:tc>
-          <w:tcPr>
-            <w:tcW w:w="1520" w:type="dxa"/>
-          </w:tcPr>
-          <w:p>
-            <w:pPr>
-              <w:pStyle w:val="--2"/>
-            </w:pPr>
-            <w:r>
-              <w:rPr>
-                <w:sz w:val="14"/>
-                <w:rFonts w:ascii="Arial" w:hAnsi="Arial"/>
-              </w:rPr>
-              <w:t xml:space="preserve">ручной (протирание, обработка щёткой)</w:t>
-            </w:r>
-          </w:p>
-        </w:tc>
-        <w:tc>
-          <w:tcPr>
-            <w:tcW w:w="2025" w:type="dxa"/>
-          </w:tcPr>
-          <w:p>
-            <w:pPr>
-              <w:pStyle w:val="--3"/>
-            </w:pPr>
-            <w:r>
-              <w:rPr>
-                <w:rFonts w:ascii="Arial" w:hAnsi="Arial"/>
-                <w:sz w:val="14"/>
-              </w:rPr>
-              <w:t>3,0 % - 4,0 %</w:t>
-            </w:r>
-            <w:r>
-              <w:br/>
-            </w:r>
-            <w:r>
-              <w:rPr>
-                <w:rFonts w:ascii="Arial" w:hAnsi="Arial"/>
-                <w:sz w:val="14"/>
-              </w:rPr>
-              <w:t>дозирующая система ProMax</w:t>
-            </w:r>
-          </w:p>
-        </w:tc>
-        <w:tc>
-          <w:tcPr>
-            <w:tcW w:w="1183" w:type="dxa"/>
-          </w:tcPr>
-          <w:p>
-            <w:pPr>
-              <w:pStyle w:val="--3"/>
-            </w:pPr>
-            <w:r>
-              <w:rPr>
-                <w:sz w:val="14"/>
-                <w:rFonts w:ascii="Arial" w:hAnsi="Arial"/>
-              </w:rPr>
-              <w:t xml:space="preserve">не ниже 40°C</w:t>
-            </w:r>
-          </w:p>
-        </w:tc>
-        <w:tc>
-          <w:tcPr>
-            <w:tcW w:w="1126" w:type="dxa"/>
-          </w:tcPr>
-          <w:p>
-            <w:pPr>
-              <w:pStyle w:val="--3"/>
-            </w:pPr>
-            <w:r>
-              <w:rPr>
-                <w:sz w:val="14"/>
-                <w:rFonts w:ascii="Arial" w:hAnsi="Arial"/>
-              </w:rPr>
-              <w:t xml:space="preserve">___________</w:t>
-            </w:r>
-          </w:p>
-        </w:tc>
-        <w:tc>
-          <w:tcPr>
-            <w:tcW w:w="510" w:type="dxa"/>
-            <w:vMerge w:val="restart"/>
-            <w:noWrap/>
-            <w:tcMar>
-              <w:left w:w="0" w:type="dxa"/>
-              <w:right w:w="0" w:type="dxa"/>
-            </w:tcMar>
-            <w:textDirection w:val="btLr"/>
-            <w:tcFitText/>
-            <w:vAlign w:val="center"/>
-          </w:tcPr>
-          <w:p>
-            <w:pPr>
-              <w:pStyle w:val="--3"/>
-            </w:pPr>
-            <w:r>
-              <w:rPr>
-                <w:sz w:val="14"/>
-                <w:rFonts w:ascii="Arial" w:hAnsi="Arial"/>
-                <w:b/>
-              </w:rPr>
-              <w:t xml:space="preserve">промаркированный</w:t>
-            </w:r>
-          </w:p>
-        </w:tc>
-        <w:tc>
-          <w:tcPr>
-            <w:tcW w:w="958" w:type="dxa"/>
-            <w:vMerge w:val="restart"/>
-          </w:tcPr>
-          <w:p>
-            <w:pPr>
-              <w:pStyle w:val="--3"/>
-            </w:pPr>
-            <w:r>
-              <w:rPr>
-                <w:sz w:val="14"/>
-                <w:rFonts w:ascii="Arial" w:hAnsi="Arial"/>
-              </w:rPr>
-              <w:t xml:space="preserve">2 раза в смену, по мере загрязнения</w:t>
-            </w:r>
-          </w:p>
-        </w:tc>
-        <w:tc>
-          <w:tcPr>
-            <w:tcW w:w="1351" w:type="dxa"/>
-            <w:vMerge w:val="restart"/>
-          </w:tcPr>
-          <w:p>
-            <w:pPr>
-              <w:pStyle w:val="--2"/>
-            </w:pPr>
-            <w:r>
-              <w:rPr>
-                <w:sz w:val="14"/>
-                <w:rFonts w:ascii="Arial" w:hAnsi="Arial"/>
-              </w:rPr>
-              <w:t xml:space="preserve">мойщица-уборщица</w:t>
-            </w:r>
-          </w:p>
-        </w:tc>
-        <w:tc>
-          <w:tcPr>
-            <w:tcW w:w="1688" w:type="dxa"/>
-            <w:vMerge w:val="restart"/>
-          </w:tcPr>
-          <w:p>
-            <w:pPr>
-              <w:pStyle w:val="--2"/>
-            </w:pPr>
-            <w:r>
-              <w:rPr>
-                <w:sz w:val="14"/>
-                <w:rFonts w:ascii="Arial" w:hAnsi="Arial"/>
-              </w:rPr>
-              <w:t xml:space="preserve">визуальный контроль/ старшая мойщица-уборщица</w:t>
-            </w:r>
-          </w:p>
-        </w:tc>
-      </w:tr>
-      <w:tr>
-        <w:tc>
-          <w:tcPr>
-            <w:tcW w:w="1688" w:type="dxa"/>
-            <w:vMerge/>
-          </w:tcPr>
-          <w:p/>
-        </w:tc>
-        <w:tc>
-          <w:tcPr>
-            <w:tcW w:w="1408" w:type="dxa"/>
-          </w:tcPr>
-          <w:p>
-            <w:pPr>
-              <w:pStyle w:val="--2"/>
-            </w:pPr>
-            <w:r>
-              <w:rPr>
-                <w:sz w:val="14"/>
-                <w:rFonts w:ascii="Arial" w:hAnsi="Arial"/>
-              </w:rPr>
-              <w:t xml:space="preserve">дезинфекция</w:t>
-            </w:r>
-          </w:p>
-        </w:tc>
-        <w:tc>
-          <w:tcPr>
-            <w:tcW w:w="506" w:type="dxa"/>
-            <w:vMerge/>
-            <w:tcMar>
-              <w:left w:w="0" w:type="dxa"/>
-              <w:right w:w="0" w:type="dxa"/>
-            </w:tcMar>
-            <w:textDirection w:val="btLr"/>
-            <w:vAlign w:val="center"/>
-          </w:tcPr>
-          <w:p/>
-        </w:tc>
-        <w:tc>
-          <w:tcPr>
-            <w:tcW w:w="1913" w:type="dxa"/>
-            <w:shd w:val="clear" w:color="auto" w:fill="FFFFCC"/>
-          </w:tcPr>
-          <w:p>
-            <w:pPr>
-              <w:pStyle w:val="-0"/>
-            </w:pPr>
-            <w:r>
-              <w:rPr>
-                <w:rFonts w:ascii="Arial" w:hAnsi="Arial"/>
-                <w:b/>
-                <w:sz w:val="14"/>
-              </w:rPr>
-              <w:t>ХИМИТЕК ПОЛИДЕЗ</w:t>
-            </w:r>
-            <w:r>
-              <w:rPr>
-                <w:rFonts w:ascii="Arial" w:hAnsi="Arial"/>
-                <w:b/>
-                <w:sz w:val="14"/>
-                <w:vertAlign w:val="superscript"/>
-              </w:rPr>
-              <w:t>®</w:t>
-            </w:r>
-            <w:r>
-              <w:rPr>
-                <w:rFonts w:ascii="Arial" w:hAnsi="Arial"/>
-                <w:b/>
-                <w:sz w:val="14"/>
-              </w:rPr>
-              <w:t>-СУПЕР</w:t>
-            </w:r>
-          </w:p>
-        </w:tc>
-        <w:tc>
-          <w:tcPr>
-            <w:tcW w:w="1520" w:type="dxa"/>
-          </w:tcPr>
-          <w:p>
-            <w:pPr>
-              <w:pStyle w:val="--2"/>
-            </w:pPr>
-            <w:r>
-              <w:rPr>
-                <w:sz w:val="14"/>
-                <w:rFonts w:ascii="Arial" w:hAnsi="Arial"/>
-              </w:rPr>
-              <w:t xml:space="preserve">протирание</w:t>
-            </w:r>
-          </w:p>
-        </w:tc>
-        <w:tc>
-          <w:tcPr>
-            <w:tcW w:w="2025" w:type="dxa"/>
-          </w:tcPr>
-          <w:p>
-            <w:pPr>
-              <w:pStyle w:val="--3"/>
-            </w:pPr>
-            <w:r>
-              <w:rPr>
-                <w:rFonts w:ascii="Arial" w:hAnsi="Arial"/>
-                <w:sz w:val="14"/>
-              </w:rPr>
-              <w:t>0,03 % - 0,05 % (по НУК)</w:t>
-            </w:r>
-            <w:r>
-              <w:br/>
-            </w:r>
-            <w:r>
-              <w:rPr>
-                <w:rFonts w:ascii="Arial" w:hAnsi="Arial"/>
-                <w:sz w:val="14"/>
-              </w:rPr>
-              <w:t>дозирующая система ProMax</w:t>
-            </w:r>
-          </w:p>
-        </w:tc>
-        <w:tc>
-          <w:tcPr>
-            <w:tcW w:w="1183" w:type="dxa"/>
-          </w:tcPr>
-          <w:p>
-            <w:pPr>
-              <w:pStyle w:val="--3"/>
-            </w:pPr>
-            <w:r>
-              <w:rPr>
-                <w:sz w:val="14"/>
-                <w:rFonts w:ascii="Arial" w:hAnsi="Arial"/>
-              </w:rPr>
-              <w:t xml:space="preserve">не выше 20°C</w:t>
-            </w:r>
-          </w:p>
-        </w:tc>
-        <w:tc>
-          <w:tcPr>
-            <w:tcW w:w="1126" w:type="dxa"/>
-          </w:tcPr>
-          <w:p>
-            <w:pPr>
-              <w:pStyle w:val="--3"/>
-            </w:pPr>
-            <w:r>
-              <w:rPr>
-                <w:sz w:val="14"/>
-                <w:rFonts w:ascii="Arial" w:hAnsi="Arial"/>
-              </w:rPr>
-              <w:t xml:space="preserve">20 минут</w:t>
-            </w:r>
-          </w:p>
-        </w:tc>
-        <w:tc>
-          <w:tcPr>
-            <w:tcW w:w="510" w:type="dxa"/>
-            <w:vMerge/>
-            <w:noWrap/>
-            <w:tcMar>
-              <w:left w:w="0" w:type="dxa"/>
-              <w:right w:w="0" w:type="dxa"/>
-            </w:tcMar>
-            <w:textDirection w:val="btLr"/>
-            <w:tcFitText/>
-            <w:vAlign w:val="center"/>
-          </w:tcPr>
-          <w:p/>
-        </w:tc>
-        <w:tc>
-          <w:tcPr>
-            <w:tcW w:w="958" w:type="dxa"/>
-            <w:vMerge/>
-          </w:tcPr>
-          <w:p/>
-        </w:tc>
-        <w:tc>
-          <w:tcPr>
-            <w:tcW w:w="1351" w:type="dxa"/>
-            <w:vMerge/>
-          </w:tcPr>
-          <w:p/>
-        </w:tc>
-        <w:tc>
-          <w:tcPr>
-            <w:tcW w:w="1688" w:type="dxa"/>
-            <w:vMerge/>
-          </w:tcPr>
-          <w:p/>
-        </w:tc>
-      </w:tr>
-      <w:tr>
-        <w:tc>
-          <w:tcPr>
-            <w:tcW w:w="1688" w:type="dxa"/>
-            <w:vMerge w:val="restart"/>
-          </w:tcPr>
-          <w:p>
-            <w:pPr>
-              <w:pStyle w:val="--2"/>
-            </w:pPr>
-            <w:r>
-              <w:rPr>
-                <w:sz w:val="14"/>
-                <w:rFonts w:ascii="Arial" w:hAnsi="Arial"/>
-              </w:rPr>
-              <w:t xml:space="preserve">дезинфицирующие маты</w:t>
-            </w:r>
-          </w:p>
-        </w:tc>
-        <w:tc>
-          <w:tcPr>
-            <w:tcW w:w="1408" w:type="dxa"/>
-          </w:tcPr>
-          <w:p>
-            <w:pPr>
-              <w:pStyle w:val="--2"/>
-            </w:pPr>
-            <w:r>
-              <w:rPr>
-                <w:sz w:val="14"/>
-                <w:rFonts w:ascii="Arial" w:hAnsi="Arial"/>
-              </w:rPr>
-              <w:t xml:space="preserve">мойка</w:t>
-            </w:r>
-          </w:p>
-        </w:tc>
-        <w:tc>
-          <w:tcPr>
-            <w:tcW w:w="506" w:type="dxa"/>
-            <w:vMerge w:val="restart"/>
-            <w:tcMar>
-              <w:left w:w="0" w:type="dxa"/>
-              <w:right w:w="0" w:type="dxa"/>
-            </w:tcMar>
-            <w:textDirection w:val="btLr"/>
-            <w:vAlign w:val="center"/>
-          </w:tcPr>
-          <w:p>
-            <w:pPr>
-              <w:pStyle w:val="--3"/>
-            </w:pPr>
-            <w:r>
-              <w:rPr>
-                <w:sz w:val="14"/>
-                <w:rFonts w:ascii="Arial" w:hAnsi="Arial"/>
-              </w:rPr>
-              <w:t xml:space="preserve"/>
-            </w:r>
-          </w:p>
-        </w:tc>
-        <w:tc>
-          <w:tcPr>
-            <w:tcW w:w="1913" w:type="dxa"/>
-            <w:shd w:val="clear" w:color="auto" w:fill="99FF99"/>
-          </w:tcPr>
-          <w:p>
-            <w:pPr>
-              <w:pStyle w:val="-0"/>
-            </w:pPr>
-            <w:r>
-              <w:rPr>
-                <w:rFonts w:ascii="Arial" w:hAnsi="Arial"/>
-                <w:b/>
-                <w:sz w:val="14"/>
-              </w:rPr>
-              <w:t>ХИМИТЕК КУХМАСТЕР для дозирующих систем</w:t>
-            </w:r>
-          </w:p>
-        </w:tc>
-        <w:tc>
-          <w:tcPr>
-            <w:tcW w:w="1520" w:type="dxa"/>
-          </w:tcPr>
-          <w:p>
-            <w:pPr>
-              <w:pStyle w:val="--2"/>
-            </w:pPr>
-            <w:r>
-              <w:rPr>
-                <w:sz w:val="14"/>
-                <w:rFonts w:ascii="Arial" w:hAnsi="Arial"/>
-              </w:rPr>
-              <w:t xml:space="preserve">ручной (протирание, обработка щёткой)</w:t>
-            </w:r>
-          </w:p>
-        </w:tc>
-        <w:tc>
-          <w:tcPr>
-            <w:tcW w:w="2025" w:type="dxa"/>
-          </w:tcPr>
-          <w:p>
-            <w:pPr>
-              <w:pStyle w:val="--3"/>
-            </w:pPr>
-            <w:r>
-              <w:rPr>
-                <w:rFonts w:ascii="Arial" w:hAnsi="Arial"/>
-                <w:sz w:val="14"/>
-              </w:rPr>
-              <w:t>3,0 % - 4,0 %</w:t>
-            </w:r>
-            <w:r>
-              <w:br/>
-            </w:r>
-            <w:r>
-              <w:rPr>
-                <w:rFonts w:ascii="Arial" w:hAnsi="Arial"/>
-                <w:sz w:val="14"/>
-              </w:rPr>
-              <w:t>дозирующая система ProMax</w:t>
-            </w:r>
-          </w:p>
-        </w:tc>
-        <w:tc>
-          <w:tcPr>
-            <w:tcW w:w="1183" w:type="dxa"/>
-          </w:tcPr>
-          <w:p>
-            <w:pPr>
-              <w:pStyle w:val="--3"/>
-            </w:pPr>
-            <w:r>
-              <w:rPr>
-                <w:sz w:val="14"/>
-                <w:rFonts w:ascii="Arial" w:hAnsi="Arial"/>
-              </w:rPr>
-              <w:t xml:space="preserve">не ниже 40°C</w:t>
-            </w:r>
-          </w:p>
-        </w:tc>
-        <w:tc>
-          <w:tcPr>
-            <w:tcW w:w="1126" w:type="dxa"/>
-          </w:tcPr>
-          <w:p>
-            <w:pPr>
-              <w:pStyle w:val="--3"/>
-            </w:pPr>
-            <w:r>
-              <w:rPr>
-                <w:sz w:val="14"/>
-                <w:rFonts w:ascii="Arial" w:hAnsi="Arial"/>
-              </w:rPr>
-              <w:t xml:space="preserve">___________</w:t>
-            </w:r>
-          </w:p>
-        </w:tc>
-        <w:tc>
-          <w:tcPr>
-            <w:tcW w:w="510" w:type="dxa"/>
-            <w:vMerge w:val="restart"/>
-            <w:noWrap/>
-            <w:tcMar>
-              <w:left w:w="0" w:type="dxa"/>
-              <w:right w:w="0" w:type="dxa"/>
-            </w:tcMar>
-            <w:textDirection w:val="btLr"/>
-            <w:tcFitText/>
-            <w:vAlign w:val="center"/>
-          </w:tcPr>
-          <w:p>
-            <w:pPr>
-              <w:pStyle w:val="--3"/>
-            </w:pPr>
-            <w:r>
-              <w:rPr>
-                <w:sz w:val="14"/>
-                <w:rFonts w:ascii="Arial" w:hAnsi="Arial"/>
-                <w:b/>
-              </w:rPr>
-              <w:t xml:space="preserve">промаркированный</w:t>
-            </w:r>
-          </w:p>
-        </w:tc>
-        <w:tc>
-          <w:tcPr>
-            <w:tcW w:w="958" w:type="dxa"/>
-            <w:vMerge w:val="restart"/>
-          </w:tcPr>
-          <w:p>
-            <w:pPr>
-              <w:pStyle w:val="--3"/>
-            </w:pPr>
-            <w:r>
-              <w:rPr>
-                <w:sz w:val="14"/>
-                <w:rFonts w:ascii="Arial" w:hAnsi="Arial"/>
-              </w:rPr>
-              <w:t xml:space="preserve">1 раз в смену</w:t>
-            </w:r>
-          </w:p>
-        </w:tc>
-        <w:tc>
-          <w:tcPr>
-            <w:tcW w:w="1351" w:type="dxa"/>
-          </w:tcPr>
-          <w:p>
-            <w:pPr>
-              <w:pStyle w:val="--2"/>
-            </w:pPr>
-            <w:r>
-              <w:rPr>
-                <w:sz w:val="14"/>
-                <w:rFonts w:ascii="Arial" w:hAnsi="Arial"/>
-              </w:rPr>
-              <w:t xml:space="preserve">мойщица-уборщица</w:t>
-            </w:r>
-          </w:p>
-        </w:tc>
-        <w:tc>
-          <w:tcPr>
-            <w:tcW w:w="1688" w:type="dxa"/>
-            <w:vMerge w:val="restart"/>
-          </w:tcPr>
-          <w:p>
-            <w:pPr>
-              <w:pStyle w:val="--2"/>
-            </w:pPr>
-            <w:r>
-              <w:rPr>
-                <w:sz w:val="14"/>
-                <w:rFonts w:ascii="Arial" w:hAnsi="Arial"/>
-              </w:rPr>
-              <w:t xml:space="preserve">визуальный контроль/ старшая мойщица-уборщица</w:t>
-            </w:r>
-          </w:p>
-        </w:tc>
-      </w:tr>
-      <w:tr>
-        <w:tc>
-          <w:tcPr>
-            <w:tcW w:w="1688" w:type="dxa"/>
-            <w:vMerge/>
-          </w:tcPr>
-          <w:p/>
-        </w:tc>
-        <w:tc>
-          <w:tcPr>
-            <w:tcW w:w="1408" w:type="dxa"/>
-          </w:tcPr>
-          <w:p>
-            <w:pPr>
-              <w:pStyle w:val="--2"/>
-            </w:pPr>
-            <w:r>
-              <w:rPr>
-                <w:sz w:val="14"/>
-                <w:rFonts w:ascii="Arial" w:hAnsi="Arial"/>
-              </w:rPr>
-              <w:t xml:space="preserve">дезинфекция</w:t>
-            </w:r>
-          </w:p>
-        </w:tc>
-        <w:tc>
-          <w:tcPr>
-            <w:tcW w:w="506" w:type="dxa"/>
-            <w:vMerge/>
-            <w:tcMar>
-              <w:left w:w="0" w:type="dxa"/>
-              <w:right w:w="0" w:type="dxa"/>
-            </w:tcMar>
-            <w:textDirection w:val="btLr"/>
-            <w:vAlign w:val="center"/>
-          </w:tcPr>
-          <w:p/>
-        </w:tc>
-        <w:tc>
-          <w:tcPr>
-            <w:tcW w:w="1913" w:type="dxa"/>
-            <w:shd w:val="clear" w:color="auto" w:fill="FFFFCC"/>
-          </w:tcPr>
-          <w:p>
-            <w:pPr>
-              <w:pStyle w:val="-0"/>
-            </w:pPr>
-            <w:r>
-              <w:rPr>
-                <w:rFonts w:ascii="Arial" w:hAnsi="Arial"/>
-                <w:b/>
-                <w:sz w:val="14"/>
-              </w:rPr>
-              <w:t>ХИМИТЕК ПОЛИДЕЗ</w:t>
-            </w:r>
-            <w:r>
-              <w:rPr>
-                <w:rFonts w:ascii="Arial" w:hAnsi="Arial"/>
-                <w:b/>
-                <w:sz w:val="14"/>
-                <w:vertAlign w:val="superscript"/>
-              </w:rPr>
-              <w:t>®</w:t>
-            </w:r>
-            <w:r>
-              <w:rPr>
-                <w:rFonts w:ascii="Arial" w:hAnsi="Arial"/>
-                <w:b/>
-                <w:sz w:val="14"/>
-              </w:rPr>
-              <w:t>-СУПЕР</w:t>
-            </w:r>
-          </w:p>
-        </w:tc>
-        <w:tc>
-          <w:tcPr>
-            <w:tcW w:w="1520" w:type="dxa"/>
-          </w:tcPr>
-          <w:p>
-            <w:pPr>
-              <w:pStyle w:val="--2"/>
-            </w:pPr>
-            <w:r>
-              <w:rPr>
-                <w:sz w:val="14"/>
-                <w:rFonts w:ascii="Arial" w:hAnsi="Arial"/>
-              </w:rPr>
-              <w:t xml:space="preserve">протирание</w:t>
-            </w:r>
-          </w:p>
-        </w:tc>
-        <w:tc>
-          <w:tcPr>
-            <w:tcW w:w="2025" w:type="dxa"/>
-          </w:tcPr>
-          <w:p>
-            <w:pPr>
-              <w:pStyle w:val="--3"/>
-            </w:pPr>
-            <w:r>
-              <w:rPr>
-                <w:rFonts w:ascii="Arial" w:hAnsi="Arial"/>
-                <w:sz w:val="14"/>
-              </w:rPr>
-              <w:t>0,03 % - 0,05 % (по НУК)</w:t>
-            </w:r>
-            <w:r>
-              <w:br/>
-            </w:r>
-            <w:r>
-              <w:rPr>
-                <w:rFonts w:ascii="Arial" w:hAnsi="Arial"/>
-                <w:sz w:val="14"/>
-              </w:rPr>
-              <w:t>дозирующая система ProMax</w:t>
-            </w:r>
-          </w:p>
-        </w:tc>
-        <w:tc>
-          <w:tcPr>
-            <w:tcW w:w="1183" w:type="dxa"/>
-          </w:tcPr>
-          <w:p>
-            <w:pPr>
-              <w:pStyle w:val="--3"/>
-            </w:pPr>
-            <w:r>
-              <w:rPr>
-                <w:sz w:val="14"/>
-                <w:rFonts w:ascii="Arial" w:hAnsi="Arial"/>
-              </w:rPr>
-              <w:t xml:space="preserve">не выше 20°C</w:t>
-            </w:r>
-          </w:p>
-        </w:tc>
-        <w:tc>
-          <w:tcPr>
-            <w:tcW w:w="1126" w:type="dxa"/>
-          </w:tcPr>
-          <w:p>
-            <w:pPr>
-              <w:pStyle w:val="--3"/>
-            </w:pPr>
-            <w:r>
-              <w:rPr>
-                <w:sz w:val="14"/>
-                <w:rFonts w:ascii="Arial" w:hAnsi="Arial"/>
-              </w:rPr>
-              <w:t xml:space="preserve">30 минут</w:t>
-            </w:r>
-          </w:p>
-        </w:tc>
-        <w:tc>
-          <w:tcPr>
-            <w:tcW w:w="510" w:type="dxa"/>
-            <w:vMerge/>
-            <w:noWrap/>
-            <w:tcMar>
-              <w:left w:w="0" w:type="dxa"/>
-              <w:right w:w="0" w:type="dxa"/>
-            </w:tcMar>
-            <w:textDirection w:val="btLr"/>
-            <w:tcFitText/>
-            <w:vAlign w:val="center"/>
-          </w:tcPr>
-          <w:p/>
-        </w:tc>
-        <w:tc>
-          <w:tcPr>
-            <w:tcW w:w="958" w:type="dxa"/>
-            <w:vMerge/>
-          </w:tcPr>
-          <w:p/>
-        </w:tc>
-        <w:tc>
-          <w:tcPr>
-            <w:tcW w:w="1351" w:type="dxa"/>
-          </w:tcPr>
-          <w:p>
-            <w:pPr>
-              <w:pStyle w:val="--2"/>
-            </w:pPr>
-            <w:r>
-              <w:rPr>
-                <w:sz w:val="14"/>
-                <w:rFonts w:ascii="Arial" w:hAnsi="Arial"/>
-              </w:rPr>
-              <w:t xml:space="preserve"/>
-            </w:r>
-          </w:p>
-        </w:tc>
-        <w:tc>
-          <w:tcPr>
-            <w:tcW w:w="1688" w:type="dxa"/>
-            <w:vMerge/>
-          </w:tcPr>
-          <w:p/>
-        </w:tc>
-      </w:tr>
-      <w:tr>
-        <w:tc>
-          <w:tcPr>
-            <w:tcW w:w="15876" w:type="dxa"/>
-            <w:gridSpan w:val="12"/>
-          </w:tcPr>
-          <w:p>
-            <w:pPr>
-              <w:pStyle w:val="--2"/>
-            </w:pPr>
-            <w:r>
-              <w:rPr>
-                <w:b/>
-                <w:sz w:val="14"/>
-                <w:rFonts w:ascii="Arial" w:hAnsi="Arial"/>
-              </w:rPr>
-              <w:t xml:space="preserve">Объекты без инструкций (требуют настройки)</w:t>
-            </w:r>
-          </w:p>
-        </w:tc>
-      </w:tr>
-      <w:tr>
-        <w:tc>
-          <w:tcPr>
-            <w:tcW w:w="1688" w:type="dxa"/>
-          </w:tcPr>
-          <w:p>
-            <w:pPr>
-              <w:pStyle w:val="--2"/>
-            </w:pPr>
-            <w:r>
-              <w:rPr>
-                <w:sz w:val="14"/>
-                <w:rFonts w:ascii="Arial" w:hAnsi="Arial"/>
-              </w:rPr>
-              <w:t xml:space="preserve">лестничные ограждения</w:t>
+              <w:t xml:space="preserve">лестничные перила</w:t>
             </w:r>
           </w:p>
         </w:tc>

--- a/tech_cards/коридоры_tech_card.docx
+++ b/tech_cards/коридоры_tech_card.docx
@@ -1177,7 +1177,7 @@
                 <w:rFonts w:ascii="Arial" w:hAnsi="Arial"/>
                 <w:sz w:val="14"/>
               </w:rPr>
-              <w:t>дозирующая система ProMax</w:t>
+              <w:t>пенная станция DEMA</w:t>
             </w:r>
           </w:p>
         </w:tc>
@@ -1611,7 +1611,7 @@
                 <w:rFonts w:ascii="Arial" w:hAnsi="Arial"/>
                 <w:sz w:val="14"/>
               </w:rPr>
-              <w:t>дозирующая система ProMax</w:t>
+              <w:t>пенная станция DEMA</w:t>
             </w:r>
           </w:p>
         </w:tc>
@@ -2560,7 +2560,7 @@
                 <w:rFonts w:ascii="Arial" w:hAnsi="Arial"/>
                 <w:sz w:val="14"/>
               </w:rPr>
-              <w:t>дозирующая система ProMax</w:t>
+              <w:t>пенная станция DEMA</w:t>
             </w:r>
           </w:p>
         </w:tc>
@@ -2781,7 +2781,7 @@
                 <w:rFonts w:ascii="Arial" w:hAnsi="Arial"/>
                 <w:sz w:val="14"/>
               </w:rPr>
-              <w:t>дозирующая система ProMax</w:t>
+              <w:t>пенная станция DEMA</w:t>
             </w:r>
           </w:p>
         </w:tc>
@@ -3430,7 +3430,7 @@
                 <w:rFonts w:ascii="Arial" w:hAnsi="Arial"/>
                 <w:sz w:val="14"/>
               </w:rPr>
-              <w:t>дозирующая система ProMax</w:t>
+              <w:t>пенная станция DEMA</w:t>
             </w:r>
           </w:p>
         </w:tc>
@@ -3671,7 +3671,7 @@
                 <w:rFonts w:ascii="Arial" w:hAnsi="Arial"/>
                 <w:sz w:val="14"/>
               </w:rPr>
-              <w:t>дозирующая система ProMax</w:t>
+              <w:t>пенная станция DEMA</w:t>
             </w:r>
           </w:p>
         </w:tc>
